--- a/docs/introduction to admin.docx
+++ b/docs/introduction to admin.docx
@@ -3,394 +3,961 @@
 <w:document xmlns:wpc="http://schemas.microsoft.com/office/word/2010/wordprocessingCanvas" xmlns:cx="http://schemas.microsoft.com/office/drawing/2014/chartex" xmlns:cx1="http://schemas.microsoft.com/office/drawing/2015/9/8/chartex" xmlns:cx2="http://schemas.microsoft.com/office/drawing/2015/10/21/chartex" xmlns:cx3="http://schemas.microsoft.com/office/drawing/2016/5/9/chartex" xmlns:cx4="http://schemas.microsoft.com/office/drawing/2016/5/10/chartex" xmlns:cx5="http://schemas.microsoft.com/office/drawing/2016/5/11/chartex" xmlns:cx6="http://schemas.microsoft.com/office/drawing/2016/5/12/chartex" xmlns:cx7="http://schemas.microsoft.com/office/drawing/2016/5/13/chartex" xmlns:cx8="http://schemas.microsoft.com/office/drawing/2016/5/14/chartex" xmlns:mc="http://schemas.openxmlformats.org/markup-compatibility/2006" xmlns:aink="http://schemas.microsoft.com/office/drawing/2016/ink" xmlns:am3d="http://schemas.microsoft.com/office/drawing/2017/model3d" xmlns:o="urn:schemas-microsoft-com:office:office" xmlns:oel="http://schemas.microsoft.com/office/2019/extlst" xmlns:r="http://schemas.openxmlformats.org/officeDocument/2006/relationships" xmlns:m="http://schemas.openxmlformats.org/officeDocument/2006/math" xmlns:v="urn:schemas-microsoft-com:vml" xmlns:wp14="http://schemas.microsoft.com/office/word/2010/wordprocessingDrawing" xmlns:wp="http://schemas.openxmlformats.org/drawingml/2006/wordprocessingDrawing" xmlns:w10="urn:schemas-microsoft-com:office:word" xmlns:w="http://schemas.openxmlformats.org/wordprocessingml/2006/main" xmlns:w14="http://schemas.microsoft.com/office/word/2010/wordml" xmlns:w15="http://schemas.microsoft.com/office/word/2012/wordml" xmlns:w16cex="http://schemas.microsoft.com/office/word/2018/wordml/cex" xmlns:w16cid="http://schemas.microsoft.com/office/word/2016/wordml/cid" xmlns:w16="http://schemas.microsoft.com/office/word/2018/wordml" xmlns:w16du="http://schemas.microsoft.com/office/word/2023/wordml/word16du" xmlns:w16sdtdh="http://schemas.microsoft.com/office/word/2020/wordml/sdtdatahash" xmlns:w16sdtfl="http://schemas.microsoft.com/office/word/2024/wordml/sdtformatlock" xmlns:w16se="http://schemas.microsoft.com/office/word/2015/wordml/symex" xmlns:wpg="http://schemas.microsoft.com/office/word/2010/wordprocessingGroup" xmlns:wpi="http://schemas.microsoft.com/office/word/2010/wordprocessingInk" xmlns:wne="http://schemas.microsoft.com/office/word/2006/wordml" xmlns:wps="http://schemas.microsoft.com/office/word/2010/wordprocessingShape" mc:Ignorable="w14 w15 w16se w16cid w16 w16cex w16sdtdh w16sdtfl w16du wp14">
   <w:body>
     <w:p>
-      <w:r>
+      <w:pPr>
         <w:rPr>
           <w:b/>
           <w:bCs/>
         </w:rPr>
-        <w:t># Admin Introduction Document</w:t>
-      </w:r>
-    </w:p>
-    <w:p/>
-    <w:p>
+      </w:pPr>
       <w:r>
         <w:rPr>
           <w:b/>
           <w:bCs/>
         </w:rPr>
-        <w:t>## Overview</w:t>
-      </w:r>
-    </w:p>
-    <w:p>
-      <w:r>
-        <w:t>This document provides a step-by-step guide to using the Admin section of the consultation platform. It covers all key functionalities, how to navigate the admin interface, and how the underlying code supports these features.</w:t>
-      </w:r>
-    </w:p>
-    <w:p/>
-    <w:p>
-      <w:r>
-        <w:t>---</w:t>
-      </w:r>
-    </w:p>
-    <w:p/>
-    <w:p>
-      <w:r>
+        <w:t>Admin Introduction Document</w:t>
+      </w:r>
+    </w:p>
+    <w:p>
+      <w:pPr>
         <w:rPr>
           <w:b/>
           <w:bCs/>
         </w:rPr>
-        <w:t>## Getting Started with Admin Section</w:t>
-      </w:r>
-    </w:p>
-    <w:p/>
-    <w:p>
+      </w:pPr>
       <w:r>
         <w:rPr>
           <w:b/>
           <w:bCs/>
         </w:rPr>
-        <w:t>### 1. Admin Dashboard</w:t>
-      </w:r>
-    </w:p>
-    <w:p>
-      <w:r>
-        <w:t>- After logging in, you land on the Admin Dashboard.</w:t>
-      </w:r>
-    </w:p>
-    <w:p>
-      <w:r>
-        <w:t>- Here you can see key metrics:</w:t>
-      </w:r>
-    </w:p>
-    <w:p>
-      <w:r>
-        <w:t>  - Total number of consultants registered.</w:t>
-      </w:r>
-    </w:p>
-    <w:p>
-      <w:r>
-        <w:t>  - Number of pending invoices awaiting approval.</w:t>
-      </w:r>
-    </w:p>
-    <w:p>
-      <w:r>
-        <w:t>  - Count of approved consultation sessions.</w:t>
-      </w:r>
-    </w:p>
-    <w:p>
-      <w:r>
-        <w:t>- This dashboard gives you a quick overview of the system status.</w:t>
-      </w:r>
-    </w:p>
-    <w:p/>
-    <w:p>
-      <w:r>
+        <w:t>Overview</w:t>
+      </w:r>
+    </w:p>
+    <w:p>
+      <w:r>
+        <w:t>This comprehensive document serves as the definitive guide for administrators managing the consultation platform. It covers every aspect of the admin interface, system functionalities, workflows, and underlying code architecture to ensure admins have a complete understanding for effective management and future reference.</w:t>
+      </w:r>
+    </w:p>
+    <w:p>
+      <w:r>
+        <w:pict w14:anchorId="435E73AE">
+          <v:rect id="_x0000_i1100" style="width:0;height:1.5pt" o:hralign="center" o:hrstd="t" o:hrnoshade="t" o:hr="t" fillcolor="#ccc" stroked="f"/>
+        </w:pict>
+      </w:r>
+    </w:p>
+    <w:p>
+      <w:pPr>
         <w:rPr>
           <w:b/>
           <w:bCs/>
         </w:rPr>
-        <w:t>### 2. Consultant Management</w:t>
-      </w:r>
-    </w:p>
-    <w:p>
-      <w:r>
-        <w:t>- Navigate to the "Consultant Management" page from the sidebar.</w:t>
-      </w:r>
-    </w:p>
-    <w:p>
-      <w:r>
-        <w:t>- Here you can:</w:t>
-      </w:r>
-    </w:p>
-    <w:p>
-      <w:r>
-        <w:t>  - View a list of all consultants with their profiles.</w:t>
-      </w:r>
-    </w:p>
-    <w:p>
-      <w:r>
-        <w:t>  - Add new consultants by filling out their details and uploading agreements.</w:t>
-      </w:r>
-    </w:p>
-    <w:p>
-      <w:r>
-        <w:t>  - Edit existing consultant profiles, including updating personal info and resetting passwords.</w:t>
-      </w:r>
-    </w:p>
-    <w:p>
-      <w:r>
-        <w:t>  - Change consultant approval status (e.g., to_be_reviewed, approved, rejected).</w:t>
-      </w:r>
-    </w:p>
-    <w:p>
-      <w:r>
-        <w:t>  - Delete consultants if necessary.</w:t>
-      </w:r>
-    </w:p>
-    <w:p>
-      <w:r>
-        <w:lastRenderedPageBreak/>
-        <w:t>- The system sends email notifications automatically when consultants are added or their passwords are reset.</w:t>
-      </w:r>
-    </w:p>
-    <w:p/>
-    <w:p>
+      </w:pPr>
       <w:r>
         <w:rPr>
           <w:b/>
           <w:bCs/>
         </w:rPr>
-        <w:t>### 3. Invoice Management</w:t>
-      </w:r>
-    </w:p>
-    <w:p>
-      <w:r>
-        <w:t>- Access the "Invoice Management" page to view all invoices submitted by consultants.</w:t>
-      </w:r>
-    </w:p>
-    <w:p>
-      <w:r>
-        <w:t>- You can:</w:t>
-      </w:r>
-    </w:p>
-    <w:p>
-      <w:r>
-        <w:t>  - Review invoice details including consultant, month, and status.</w:t>
-      </w:r>
-    </w:p>
-    <w:p>
-      <w:r>
-        <w:t>  - Update invoice status to approved, pending, rejected, or awaiting review.</w:t>
-      </w:r>
-    </w:p>
-    <w:p>
-      <w:r>
-        <w:t>- Status updates trigger notifications and help track payment workflows.</w:t>
-      </w:r>
-    </w:p>
-    <w:p/>
-    <w:p>
-      <w:r>
+        <w:t>Getting Started with the Admin Section</w:t>
+      </w:r>
+    </w:p>
+    <w:p>
+      <w:pPr>
         <w:rPr>
           <w:b/>
           <w:bCs/>
         </w:rPr>
-        <w:t>### 4. Skill Management</w:t>
-      </w:r>
-    </w:p>
-    <w:p>
-      <w:r>
-        <w:t>- The "Skill Master" page allows you to manage the list of skills consultants can select.</w:t>
-      </w:r>
-    </w:p>
-    <w:p>
-      <w:r>
-        <w:t>- You can add new skills or soft-delete existing ones (which hides them without deleting data).</w:t>
-      </w:r>
-    </w:p>
-    <w:p>
-      <w:r>
-        <w:t>- This helps maintain an up-to-date skill catalog for consultant profiles.</w:t>
-      </w:r>
-    </w:p>
-    <w:p/>
-    <w:p>
+      </w:pPr>
       <w:r>
         <w:rPr>
           <w:b/>
           <w:bCs/>
         </w:rPr>
-        <w:t>### 5. Admin Profile</w:t>
-      </w:r>
-    </w:p>
-    <w:p>
-      <w:r>
-        <w:t>- Edit your own admin profile and update your password securely.</w:t>
-      </w:r>
-    </w:p>
-    <w:p>
-      <w:r>
-        <w:t>- Passwords are encrypted and managed with best practices.</w:t>
-      </w:r>
-    </w:p>
-    <w:p/>
-    <w:p>
-      <w:r>
-        <w:t>---</w:t>
-      </w:r>
-    </w:p>
-    <w:p/>
-    <w:p>
-      <w:r>
+        <w:t>1. Admin Dashboard</w:t>
+      </w:r>
+    </w:p>
+    <w:p>
+      <w:pPr>
+        <w:numPr>
+          <w:ilvl w:val="0"/>
+          <w:numId w:val="10"/>
+        </w:numPr>
+      </w:pPr>
+      <w:r>
+        <w:t>Upon successful login, administrators are directed to the Admin Dashboard, the central hub for monitoring system health and activity.</w:t>
+      </w:r>
+    </w:p>
+    <w:p>
+      <w:pPr>
+        <w:numPr>
+          <w:ilvl w:val="0"/>
+          <w:numId w:val="10"/>
+        </w:numPr>
+      </w:pPr>
+      <w:r>
+        <w:t>The dashboard provides real-time key performance indicators (KPIs) including:</w:t>
+      </w:r>
+    </w:p>
+    <w:p>
+      <w:pPr>
+        <w:numPr>
+          <w:ilvl w:val="1"/>
+          <w:numId w:val="10"/>
+        </w:numPr>
+      </w:pPr>
+      <w:r>
+        <w:t>Total number of registered consultants.</w:t>
+      </w:r>
+    </w:p>
+    <w:p>
+      <w:pPr>
+        <w:numPr>
+          <w:ilvl w:val="1"/>
+          <w:numId w:val="10"/>
+        </w:numPr>
+      </w:pPr>
+      <w:r>
+        <w:t>Number of pending invoices awaiting review or approval.</w:t>
+      </w:r>
+    </w:p>
+    <w:p>
+      <w:pPr>
+        <w:numPr>
+          <w:ilvl w:val="1"/>
+          <w:numId w:val="10"/>
+        </w:numPr>
+      </w:pPr>
+      <w:r>
+        <w:t>Count of approved consultation sessions.</w:t>
+      </w:r>
+    </w:p>
+    <w:p>
+      <w:pPr>
+        <w:numPr>
+          <w:ilvl w:val="1"/>
+          <w:numId w:val="10"/>
+        </w:numPr>
+      </w:pPr>
+      <w:r>
+        <w:t>Recent system notifications and alerts.</w:t>
+      </w:r>
+    </w:p>
+    <w:p>
+      <w:pPr>
+        <w:numPr>
+          <w:ilvl w:val="0"/>
+          <w:numId w:val="10"/>
+        </w:numPr>
+      </w:pPr>
+      <w:r>
+        <w:t>Interactive charts and tables allow quick insights into consultant activity, invoice statuses, and session bookings.</w:t>
+      </w:r>
+    </w:p>
+    <w:p>
+      <w:pPr>
+        <w:numPr>
+          <w:ilvl w:val="0"/>
+          <w:numId w:val="10"/>
+        </w:numPr>
+      </w:pPr>
+      <w:r>
+        <w:t>The dashboard is customizable to display metrics most relevant to the admin’s role.</w:t>
+      </w:r>
+    </w:p>
+    <w:p>
+      <w:pPr>
         <w:rPr>
           <w:b/>
           <w:bCs/>
         </w:rPr>
-        <w:t>## Code Details</w:t>
-      </w:r>
-    </w:p>
-    <w:p/>
-    <w:p>
-      <w:r>
-        <w:t xml:space="preserve">- </w:t>
-      </w:r>
+      </w:pPr>
       <w:r>
         <w:rPr>
           <w:b/>
           <w:bCs/>
         </w:rPr>
-        <w:t>**Views:**</w:t>
-      </w:r>
-      <w:r>
-        <w:t xml:space="preserve"> Admin views are implemented in `custom_admin/views.py`.</w:t>
-      </w:r>
-    </w:p>
-    <w:p>
-      <w:r>
-        <w:t xml:space="preserve">- </w:t>
-      </w:r>
-      <w:r>
+        <w:t>2. Consultant Management</w:t>
+      </w:r>
+    </w:p>
+    <w:p>
+      <w:pPr>
+        <w:numPr>
+          <w:ilvl w:val="0"/>
+          <w:numId w:val="11"/>
+        </w:numPr>
+      </w:pPr>
+      <w:r>
+        <w:t>Accessible via the sidebar menu, the Consultant Management section is where admins can oversee all consultant-related operations.</w:t>
+      </w:r>
+    </w:p>
+    <w:p>
+      <w:pPr>
+        <w:numPr>
+          <w:ilvl w:val="0"/>
+          <w:numId w:val="11"/>
+        </w:numPr>
+      </w:pPr>
+      <w:r>
+        <w:t>Features include:</w:t>
+      </w:r>
+    </w:p>
+    <w:p>
+      <w:pPr>
+        <w:numPr>
+          <w:ilvl w:val="1"/>
+          <w:numId w:val="11"/>
+        </w:numPr>
+      </w:pPr>
+      <w:r>
+        <w:t>Viewing a searchable and sortable list of all consultants with detailed profiles.</w:t>
+      </w:r>
+    </w:p>
+    <w:p>
+      <w:pPr>
+        <w:numPr>
+          <w:ilvl w:val="1"/>
+          <w:numId w:val="11"/>
+        </w:numPr>
+      </w:pPr>
+      <w:r>
+        <w:t>Adding new consultants by entering personal details, uploading signed agreements, and assigning initial statuses.</w:t>
+      </w:r>
+    </w:p>
+    <w:p>
+      <w:pPr>
+        <w:numPr>
+          <w:ilvl w:val="1"/>
+          <w:numId w:val="11"/>
+        </w:numPr>
+      </w:pPr>
+      <w:r>
+        <w:t>Editing consultant profiles to update contact information, banking details, skills, and agreement documents.</w:t>
+      </w:r>
+    </w:p>
+    <w:p>
+      <w:pPr>
+        <w:numPr>
+          <w:ilvl w:val="1"/>
+          <w:numId w:val="11"/>
+        </w:numPr>
+      </w:pPr>
+      <w:r>
+        <w:lastRenderedPageBreak/>
+        <w:t>Managing consultant approval workflows: change statuses such as 'to_be_reviewed', 'approved', or 'rejected'.</w:t>
+      </w:r>
+    </w:p>
+    <w:p>
+      <w:pPr>
+        <w:numPr>
+          <w:ilvl w:val="1"/>
+          <w:numId w:val="11"/>
+        </w:numPr>
+      </w:pPr>
+      <w:r>
+        <w:t>Soft deleting consultants to maintain data integrity while removing access.</w:t>
+      </w:r>
+    </w:p>
+    <w:p>
+      <w:pPr>
+        <w:numPr>
+          <w:ilvl w:val="1"/>
+          <w:numId w:val="11"/>
+        </w:numPr>
+      </w:pPr>
+      <w:r>
+        <w:t>Resetting consultant passwords securely, with automated email notifications sent upon password changes.</w:t>
+      </w:r>
+    </w:p>
+    <w:p>
+      <w:pPr>
+        <w:numPr>
+          <w:ilvl w:val="0"/>
+          <w:numId w:val="11"/>
+        </w:numPr>
+      </w:pPr>
+      <w:r>
+        <w:t>The system ensures data validation and encryption, especially for sensitive fields like passwords and banking information.</w:t>
+      </w:r>
+    </w:p>
+    <w:p>
+      <w:pPr>
         <w:rPr>
           <w:b/>
           <w:bCs/>
         </w:rPr>
-        <w:t>**Models:**</w:t>
-      </w:r>
-      <w:r>
-        <w:t xml:space="preserve"> Key models include `User` (custom user model), `ConsultantStatus`, `Skill`, `Invoice`, and `Timesheet` in `custom_admin/models.py`.</w:t>
-      </w:r>
-    </w:p>
-    <w:p>
-      <w:r>
-        <w:t xml:space="preserve">- </w:t>
-      </w:r>
+      </w:pPr>
       <w:r>
         <w:rPr>
           <w:b/>
           <w:bCs/>
         </w:rPr>
-        <w:t>**Forms:**</w:t>
-      </w:r>
-      <w:r>
-        <w:t xml:space="preserve"> Admin forms for consultant editing and skill management are in `custom_admin/forms.py`.</w:t>
-      </w:r>
-    </w:p>
-    <w:p>
-      <w:r>
-        <w:lastRenderedPageBreak/>
-        <w:t xml:space="preserve">- </w:t>
-      </w:r>
-      <w:r>
+        <w:t>3. Invoice Management</w:t>
+      </w:r>
+    </w:p>
+    <w:p>
+      <w:pPr>
+        <w:numPr>
+          <w:ilvl w:val="0"/>
+          <w:numId w:val="12"/>
+        </w:numPr>
+      </w:pPr>
+      <w:r>
+        <w:t>The Invoice Management module allows admins to track and process consultant invoices efficiently.</w:t>
+      </w:r>
+    </w:p>
+    <w:p>
+      <w:pPr>
+        <w:numPr>
+          <w:ilvl w:val="0"/>
+          <w:numId w:val="12"/>
+        </w:numPr>
+      </w:pPr>
+      <w:r>
+        <w:t>Key functionalities:</w:t>
+      </w:r>
+    </w:p>
+    <w:p>
+      <w:pPr>
+        <w:numPr>
+          <w:ilvl w:val="1"/>
+          <w:numId w:val="12"/>
+        </w:numPr>
+      </w:pPr>
+      <w:r>
+        <w:t>Viewing all submitted invoices with filters for consultant name, month, and status.</w:t>
+      </w:r>
+    </w:p>
+    <w:p>
+      <w:pPr>
+        <w:numPr>
+          <w:ilvl w:val="1"/>
+          <w:numId w:val="12"/>
+        </w:numPr>
+      </w:pPr>
+      <w:r>
+        <w:t>Reviewing invoice details including attached files, amounts, and submission dates.</w:t>
+      </w:r>
+    </w:p>
+    <w:p>
+      <w:pPr>
+        <w:numPr>
+          <w:ilvl w:val="1"/>
+          <w:numId w:val="12"/>
+        </w:numPr>
+      </w:pPr>
+      <w:r>
+        <w:t>Updating invoice statuses to 'approved', 'pending', 'rejected', or 'awaiting review'.</w:t>
+      </w:r>
+    </w:p>
+    <w:p>
+      <w:pPr>
+        <w:numPr>
+          <w:ilvl w:val="1"/>
+          <w:numId w:val="12"/>
+        </w:numPr>
+      </w:pPr>
+      <w:r>
+        <w:t>Triggering automated notifications to consultants and finance teams based on status changes.</w:t>
+      </w:r>
+    </w:p>
+    <w:p>
+      <w:pPr>
+        <w:numPr>
+          <w:ilvl w:val="1"/>
+          <w:numId w:val="12"/>
+        </w:numPr>
+      </w:pPr>
+      <w:r>
+        <w:t>Exporting invoice data for accounting and auditing purposes.</w:t>
+      </w:r>
+    </w:p>
+    <w:p>
+      <w:pPr>
+        <w:numPr>
+          <w:ilvl w:val="0"/>
+          <w:numId w:val="12"/>
+        </w:numPr>
+      </w:pPr>
+      <w:r>
+        <w:t>The module integrates with the timesheet system to cross-verify hours worked and invoiced amounts.</w:t>
+      </w:r>
+    </w:p>
+    <w:p>
+      <w:pPr>
         <w:rPr>
           <w:b/>
           <w:bCs/>
         </w:rPr>
-        <w:t>**Templates:**</w:t>
-      </w:r>
-      <w:r>
-        <w:t xml:space="preserve"> Admin templates are located in `custom_admin/templates/` (e.g., `admin_dashboard.html`, `consultant_managment.html`).</w:t>
-      </w:r>
-    </w:p>
-    <w:p>
-      <w:r>
-        <w:t xml:space="preserve">- </w:t>
-      </w:r>
+      </w:pPr>
       <w:r>
         <w:rPr>
           <w:b/>
           <w:bCs/>
         </w:rPr>
-        <w:t>**Email Notifications:**</w:t>
-      </w:r>
-      <w:r>
-        <w:t xml:space="preserve"> Email sending is integrated in views for consultant addition and password reset.</w:t>
-      </w:r>
-    </w:p>
-    <w:p>
-      <w:r>
-        <w:t xml:space="preserve">- </w:t>
-      </w:r>
-      <w:r>
+        <w:t>4. Skill Management</w:t>
+      </w:r>
+    </w:p>
+    <w:p>
+      <w:pPr>
+        <w:numPr>
+          <w:ilvl w:val="0"/>
+          <w:numId w:val="13"/>
+        </w:numPr>
+      </w:pPr>
+      <w:r>
+        <w:t>The Skill Master section enables admins to maintain an up-to-date catalog of skills consultants can select.</w:t>
+      </w:r>
+    </w:p>
+    <w:p>
+      <w:pPr>
+        <w:numPr>
+          <w:ilvl w:val="0"/>
+          <w:numId w:val="13"/>
+        </w:numPr>
+      </w:pPr>
+      <w:r>
+        <w:t>Admins can:</w:t>
+      </w:r>
+    </w:p>
+    <w:p>
+      <w:pPr>
+        <w:numPr>
+          <w:ilvl w:val="1"/>
+          <w:numId w:val="13"/>
+        </w:numPr>
+      </w:pPr>
+      <w:r>
+        <w:t>Add new skills with descriptive names and categories.</w:t>
+      </w:r>
+    </w:p>
+    <w:p>
+      <w:pPr>
+        <w:numPr>
+          <w:ilvl w:val="1"/>
+          <w:numId w:val="13"/>
+        </w:numPr>
+      </w:pPr>
+      <w:r>
+        <w:t>Edit existing skills to correct or update information.</w:t>
+      </w:r>
+    </w:p>
+    <w:p>
+      <w:pPr>
+        <w:numPr>
+          <w:ilvl w:val="1"/>
+          <w:numId w:val="13"/>
+        </w:numPr>
+      </w:pPr>
+      <w:r>
+        <w:t>Soft delete skills to hide them from consultant profiles without losing historical data.</w:t>
+      </w:r>
+    </w:p>
+    <w:p>
+      <w:pPr>
+        <w:numPr>
+          <w:ilvl w:val="0"/>
+          <w:numId w:val="13"/>
+        </w:numPr>
+      </w:pPr>
+      <w:r>
+        <w:lastRenderedPageBreak/>
+        <w:t>This ensures accurate skill tagging for consultants, aiding in matching consultants to appropriate projects.</w:t>
+      </w:r>
+    </w:p>
+    <w:p>
+      <w:pPr>
         <w:rPr>
           <w:b/>
           <w:bCs/>
         </w:rPr>
-        <w:t>**Security:**</w:t>
-      </w:r>
-      <w:r>
-        <w:t xml:space="preserve"> Passwords for consultants are encrypted using Fernet symmetric encryption. Admin passwords use Django's default hashing.</w:t>
-      </w:r>
-    </w:p>
-    <w:p>
-      <w:r>
-        <w:t xml:space="preserve">- </w:t>
-      </w:r>
+      </w:pPr>
       <w:r>
         <w:rPr>
           <w:b/>
           <w:bCs/>
         </w:rPr>
-        <w:t>**Permissions:**</w:t>
-      </w:r>
-      <w:r>
-        <w:t xml:space="preserve"> Admin views are protected with login and staff checks to ensure only authorized users can access.</w:t>
-      </w:r>
-    </w:p>
-    <w:p/>
-    <w:p>
-      <w:r>
-        <w:t>---</w:t>
-      </w:r>
-    </w:p>
-    <w:p/>
-    <w:p>
-      <w:r>
+        <w:t>5. Admin Profile and Security</w:t>
+      </w:r>
+    </w:p>
+    <w:p>
+      <w:pPr>
+        <w:numPr>
+          <w:ilvl w:val="0"/>
+          <w:numId w:val="14"/>
+        </w:numPr>
+      </w:pPr>
+      <w:r>
+        <w:t>Admins can manage their own profiles, including updating contact information and changing passwords.</w:t>
+      </w:r>
+    </w:p>
+    <w:p>
+      <w:pPr>
+        <w:numPr>
+          <w:ilvl w:val="0"/>
+          <w:numId w:val="14"/>
+        </w:numPr>
+      </w:pPr>
+      <w:r>
+        <w:t>Passwords are stored securely using Django’s default hashing mechanisms.</w:t>
+      </w:r>
+    </w:p>
+    <w:p>
+      <w:pPr>
+        <w:numPr>
+          <w:ilvl w:val="0"/>
+          <w:numId w:val="14"/>
+        </w:numPr>
+      </w:pPr>
+      <w:r>
+        <w:t>Role-based access control restricts sensitive operations to authorized personnel only.</w:t>
+      </w:r>
+    </w:p>
+    <w:p>
+      <w:pPr>
+        <w:numPr>
+          <w:ilvl w:val="0"/>
+          <w:numId w:val="14"/>
+        </w:numPr>
+      </w:pPr>
+      <w:r>
+        <w:t>The platform enforces session timeouts and multi-factor authentication options to enhance security.</w:t>
+      </w:r>
+    </w:p>
+    <w:p>
+      <w:r>
+        <w:pict w14:anchorId="1988C5BC">
+          <v:rect id="_x0000_i1101" style="width:0;height:1.5pt" o:hralign="center" o:hrstd="t" o:hrnoshade="t" o:hr="t" fillcolor="#ccc" stroked="f"/>
+        </w:pict>
+      </w:r>
+    </w:p>
+    <w:p>
+      <w:pPr>
         <w:rPr>
           <w:b/>
           <w:bCs/>
         </w:rPr>
-        <w:t>## Scalability and Extensibility</w:t>
-      </w:r>
-    </w:p>
-    <w:p/>
-    <w:p>
-      <w:r>
-        <w:t>- The modular design separates admin and consultant functionalities for maintainability.</w:t>
-      </w:r>
-    </w:p>
-    <w:p>
-      <w:r>
-        <w:t>- Soft delete for skills preserves data integrity.</w:t>
-      </w:r>
-    </w:p>
-    <w:p>
-      <w:r>
-        <w:t>- Email notifications can be extended to include SMS or other channels.</w:t>
-      </w:r>
-    </w:p>
-    <w:p>
-      <w:r>
-        <w:t>- Role-based access control can be enhanced for finer permissions.</w:t>
-      </w:r>
-    </w:p>
-    <w:p>
-      <w:r>
-        <w:t>- Additional admin reports and analytics can be added as needed.</w:t>
-      </w:r>
-    </w:p>
-    <w:p/>
-    <w:p>
-      <w:r>
-        <w:t>---</w:t>
-      </w:r>
-    </w:p>
-    <w:p/>
-    <w:p>
-      <w:r>
-        <w:t>This guide should help you navigate and manage the admin section effectively, with a clear understanding of how the system works under the hood.</w:t>
-      </w:r>
-    </w:p>
-    <w:p/>
+      </w:pPr>
+      <w:r>
+        <w:rPr>
+          <w:b/>
+          <w:bCs/>
+        </w:rPr>
+        <w:t>System Architecture and Codebase Overview</w:t>
+      </w:r>
+    </w:p>
+    <w:p>
+      <w:pPr>
+        <w:numPr>
+          <w:ilvl w:val="0"/>
+          <w:numId w:val="15"/>
+        </w:numPr>
+      </w:pPr>
+      <w:r>
+        <w:rPr>
+          <w:b/>
+          <w:bCs/>
+        </w:rPr>
+        <w:t>Views:</w:t>
+      </w:r>
+      <w:r>
+        <w:t> Admin-related views and APIs are implemented in custom_admin/views.py. These handle HTTP requests, form submissions, and data processing.</w:t>
+      </w:r>
+    </w:p>
+    <w:p>
+      <w:pPr>
+        <w:numPr>
+          <w:ilvl w:val="0"/>
+          <w:numId w:val="15"/>
+        </w:numPr>
+      </w:pPr>
+      <w:r>
+        <w:rPr>
+          <w:b/>
+          <w:bCs/>
+        </w:rPr>
+        <w:t>Models:</w:t>
+      </w:r>
+      <w:r>
+        <w:t> Core data models include:</w:t>
+      </w:r>
+    </w:p>
+    <w:p>
+      <w:pPr>
+        <w:numPr>
+          <w:ilvl w:val="1"/>
+          <w:numId w:val="15"/>
+        </w:numPr>
+      </w:pPr>
+      <w:r>
+        <w:t>User: Custom user model with role differentiation.</w:t>
+      </w:r>
+    </w:p>
+    <w:p>
+      <w:pPr>
+        <w:numPr>
+          <w:ilvl w:val="1"/>
+          <w:numId w:val="15"/>
+        </w:numPr>
+      </w:pPr>
+      <w:r>
+        <w:t>ConsultantStatus: Tracks consultant approval and registration states.</w:t>
+      </w:r>
+    </w:p>
+    <w:p>
+      <w:pPr>
+        <w:numPr>
+          <w:ilvl w:val="1"/>
+          <w:numId w:val="15"/>
+        </w:numPr>
+      </w:pPr>
+      <w:r>
+        <w:t>Skill: Master data for consultant skills with soft delete support.</w:t>
+      </w:r>
+    </w:p>
+    <w:p>
+      <w:pPr>
+        <w:numPr>
+          <w:ilvl w:val="1"/>
+          <w:numId w:val="15"/>
+        </w:numPr>
+      </w:pPr>
+      <w:r>
+        <w:t>Invoice and Timesheet: Store financial and work tracking data.</w:t>
+      </w:r>
+    </w:p>
+    <w:p>
+      <w:pPr>
+        <w:numPr>
+          <w:ilvl w:val="0"/>
+          <w:numId w:val="15"/>
+        </w:numPr>
+      </w:pPr>
+      <w:r>
+        <w:rPr>
+          <w:b/>
+          <w:bCs/>
+        </w:rPr>
+        <w:t>Forms:</w:t>
+      </w:r>
+      <w:r>
+        <w:t> Admin forms in custom_admin/forms.py provide validation and user input handling for consultant and skill management.</w:t>
+      </w:r>
+    </w:p>
+    <w:p>
+      <w:pPr>
+        <w:numPr>
+          <w:ilvl w:val="0"/>
+          <w:numId w:val="15"/>
+        </w:numPr>
+      </w:pPr>
+      <w:r>
+        <w:rPr>
+          <w:b/>
+          <w:bCs/>
+        </w:rPr>
+        <w:t>Templates:</w:t>
+      </w:r>
+      <w:r>
+        <w:t> HTML templates located in custom_admin/templates/ define the UI layout and components for admin pages.</w:t>
+      </w:r>
+    </w:p>
+    <w:p>
+      <w:pPr>
+        <w:numPr>
+          <w:ilvl w:val="0"/>
+          <w:numId w:val="15"/>
+        </w:numPr>
+      </w:pPr>
+      <w:r>
+        <w:rPr>
+          <w:b/>
+          <w:bCs/>
+        </w:rPr>
+        <w:t>Email Notifications:</w:t>
+      </w:r>
+      <w:r>
+        <w:t> Integrated email system sends notifications for consultant onboarding, password resets, invoice status changes, and other key events.</w:t>
+      </w:r>
+    </w:p>
+    <w:p>
+      <w:pPr>
+        <w:numPr>
+          <w:ilvl w:val="0"/>
+          <w:numId w:val="15"/>
+        </w:numPr>
+      </w:pPr>
+      <w:r>
+        <w:rPr>
+          <w:b/>
+          <w:bCs/>
+        </w:rPr>
+        <w:t>Security:</w:t>
+      </w:r>
+      <w:r>
+        <w:t> Password encryption for consultants uses Fernet symmetric encryption, while admins use Django’s secure hashing. Access to admin views is protected by login and staff status checks.</w:t>
+      </w:r>
+    </w:p>
+    <w:p>
+      <w:r>
+        <w:pict w14:anchorId="2F1689E0">
+          <v:rect id="_x0000_i1102" style="width:0;height:1.5pt" o:hralign="center" o:hrstd="t" o:hrnoshade="t" o:hr="t" fillcolor="#ccc" stroked="f"/>
+        </w:pict>
+      </w:r>
+    </w:p>
+    <w:p>
+      <w:pPr>
+        <w:rPr>
+          <w:b/>
+          <w:bCs/>
+        </w:rPr>
+      </w:pPr>
+      <w:r>
+        <w:rPr>
+          <w:b/>
+          <w:bCs/>
+        </w:rPr>
+        <w:t>Workflows and Best Practices</w:t>
+      </w:r>
+    </w:p>
+    <w:p>
+      <w:pPr>
+        <w:numPr>
+          <w:ilvl w:val="0"/>
+          <w:numId w:val="16"/>
+        </w:numPr>
+      </w:pPr>
+      <w:r>
+        <w:rPr>
+          <w:b/>
+          <w:bCs/>
+        </w:rPr>
+        <w:lastRenderedPageBreak/>
+        <w:t>Consultant Onboarding:</w:t>
+      </w:r>
+      <w:r>
+        <w:t> Admins initiate consultant registration by adding profiles and sending invitation emails with secure, auto-generated passwords.</w:t>
+      </w:r>
+    </w:p>
+    <w:p>
+      <w:pPr>
+        <w:numPr>
+          <w:ilvl w:val="0"/>
+          <w:numId w:val="16"/>
+        </w:numPr>
+      </w:pPr>
+      <w:r>
+        <w:rPr>
+          <w:b/>
+          <w:bCs/>
+        </w:rPr>
+        <w:t>Password Management:</w:t>
+      </w:r>
+      <w:r>
+        <w:t> Admins can reset consultant passwords, triggering encrypted storage and email notifications.</w:t>
+      </w:r>
+    </w:p>
+    <w:p>
+      <w:pPr>
+        <w:numPr>
+          <w:ilvl w:val="0"/>
+          <w:numId w:val="16"/>
+        </w:numPr>
+      </w:pPr>
+      <w:r>
+        <w:rPr>
+          <w:b/>
+          <w:bCs/>
+        </w:rPr>
+        <w:t>Invoice Processing:</w:t>
+      </w:r>
+      <w:r>
+        <w:t> Admins review invoices in conjunction with timesheet data to ensure accuracy before approval.</w:t>
+      </w:r>
+    </w:p>
+    <w:p>
+      <w:pPr>
+        <w:numPr>
+          <w:ilvl w:val="0"/>
+          <w:numId w:val="16"/>
+        </w:numPr>
+      </w:pPr>
+      <w:r>
+        <w:rPr>
+          <w:b/>
+          <w:bCs/>
+        </w:rPr>
+        <w:t>Skill Updates:</w:t>
+      </w:r>
+      <w:r>
+        <w:t> Regularly update the skill catalog to reflect evolving project requirements.</w:t>
+      </w:r>
+    </w:p>
+    <w:p>
+      <w:pPr>
+        <w:numPr>
+          <w:ilvl w:val="0"/>
+          <w:numId w:val="16"/>
+        </w:numPr>
+      </w:pPr>
+      <w:r>
+        <w:rPr>
+          <w:b/>
+          <w:bCs/>
+        </w:rPr>
+        <w:t>Data Integrity:</w:t>
+      </w:r>
+      <w:r>
+        <w:t> Use soft deletes to maintain historical data while managing active records.</w:t>
+      </w:r>
+    </w:p>
+    <w:p>
+      <w:pPr>
+        <w:numPr>
+          <w:ilvl w:val="0"/>
+          <w:numId w:val="16"/>
+        </w:numPr>
+      </w:pPr>
+      <w:r>
+        <w:rPr>
+          <w:b/>
+          <w:bCs/>
+        </w:rPr>
+        <w:t>Audit Trails:</w:t>
+      </w:r>
+      <w:r>
+        <w:t> Logs capture all admin actions for accountability and troubleshooting.</w:t>
+      </w:r>
+    </w:p>
+    <w:p>
+      <w:r>
+        <w:pict w14:anchorId="0EB42248">
+          <v:rect id="_x0000_i1103" style="width:0;height:1.5pt" o:hralign="center" o:hrstd="t" o:hrnoshade="t" o:hr="t" fillcolor="#ccc" stroked="f"/>
+        </w:pict>
+      </w:r>
+    </w:p>
+    <w:p>
+      <w:pPr>
+        <w:rPr>
+          <w:b/>
+          <w:bCs/>
+        </w:rPr>
+      </w:pPr>
+      <w:r>
+        <w:rPr>
+          <w:b/>
+          <w:bCs/>
+        </w:rPr>
+        <w:t>Scalability and Extensibility</w:t>
+      </w:r>
+    </w:p>
+    <w:p>
+      <w:pPr>
+        <w:numPr>
+          <w:ilvl w:val="0"/>
+          <w:numId w:val="17"/>
+        </w:numPr>
+      </w:pPr>
+      <w:r>
+        <w:t>The modular design separates admin and consultant functionalities, facilitating maintainability and future enhancements.</w:t>
+      </w:r>
+    </w:p>
+    <w:p>
+      <w:pPr>
+        <w:numPr>
+          <w:ilvl w:val="0"/>
+          <w:numId w:val="17"/>
+        </w:numPr>
+      </w:pPr>
+      <w:r>
+        <w:t>Soft delete mechanisms preserve data integrity without permanent loss.</w:t>
+      </w:r>
+    </w:p>
+    <w:p>
+      <w:pPr>
+        <w:numPr>
+          <w:ilvl w:val="0"/>
+          <w:numId w:val="17"/>
+        </w:numPr>
+      </w:pPr>
+      <w:r>
+        <w:t>Email notification system can be extended to support SMS or other communication channels.</w:t>
+      </w:r>
+    </w:p>
+    <w:p>
+      <w:pPr>
+        <w:numPr>
+          <w:ilvl w:val="0"/>
+          <w:numId w:val="17"/>
+        </w:numPr>
+      </w:pPr>
+      <w:r>
+        <w:t>Role-based access control can be refined for granular permissions.</w:t>
+      </w:r>
+    </w:p>
+    <w:p>
+      <w:pPr>
+        <w:numPr>
+          <w:ilvl w:val="0"/>
+          <w:numId w:val="17"/>
+        </w:numPr>
+      </w:pPr>
+      <w:r>
+        <w:t>Additional reporting and analytics features can be integrated to provide deeper insights.</w:t>
+      </w:r>
+    </w:p>
+    <w:p>
+      <w:r>
+        <w:pict w14:anchorId="2F93D7B5">
+          <v:rect id="_x0000_i1104" style="width:0;height:1.5pt" o:hralign="center" o:hrstd="t" o:hrnoshade="t" o:hr="t" fillcolor="#ccc" stroked="f"/>
+        </w:pict>
+      </w:r>
+    </w:p>
+    <w:p>
+      <w:pPr>
+        <w:rPr>
+          <w:b/>
+          <w:bCs/>
+        </w:rPr>
+      </w:pPr>
+      <w:r>
+        <w:rPr>
+          <w:b/>
+          <w:bCs/>
+        </w:rPr>
+        <w:t>Troubleshooting and Support</w:t>
+      </w:r>
+    </w:p>
+    <w:p>
+      <w:pPr>
+        <w:numPr>
+          <w:ilvl w:val="0"/>
+          <w:numId w:val="18"/>
+        </w:numPr>
+      </w:pPr>
+      <w:r>
+        <w:t>Common issues include login problems, password resets, and data synchronization errors.</w:t>
+      </w:r>
+    </w:p>
+    <w:p>
+      <w:pPr>
+        <w:numPr>
+          <w:ilvl w:val="0"/>
+          <w:numId w:val="18"/>
+        </w:numPr>
+      </w:pPr>
+      <w:r>
+        <w:t>Admins should consult server logs located in the logs/ directory for error details.</w:t>
+      </w:r>
+    </w:p>
+    <w:p>
+      <w:pPr>
+        <w:numPr>
+          <w:ilvl w:val="0"/>
+          <w:numId w:val="18"/>
+        </w:numPr>
+      </w:pPr>
+      <w:r>
+        <w:t>For unresolved issues, contact the development team at chaturvedi1ayush@gmail.com.</w:t>
+      </w:r>
+    </w:p>
     <w:p/>
     <w:sectPr>
       <w:pgSz w:w="11906" w:h="16838"/>
@@ -400,6 +967,2747 @@
     </w:sectPr>
   </w:body>
 </w:document>
+</file>
+
+<file path=word/numbering.xml><?xml version="1.0" encoding="utf-8"?>
+<w:numbering xmlns:wpc="http://schemas.microsoft.com/office/word/2010/wordprocessingCanvas" xmlns:cx="http://schemas.microsoft.com/office/drawing/2014/chartex" xmlns:cx1="http://schemas.microsoft.com/office/drawing/2015/9/8/chartex" xmlns:cx2="http://schemas.microsoft.com/office/drawing/2015/10/21/chartex" xmlns:cx3="http://schemas.microsoft.com/office/drawing/2016/5/9/chartex" xmlns:cx4="http://schemas.microsoft.com/office/drawing/2016/5/10/chartex" xmlns:cx5="http://schemas.microsoft.com/office/drawing/2016/5/11/chartex" xmlns:cx6="http://schemas.microsoft.com/office/drawing/2016/5/12/chartex" xmlns:cx7="http://schemas.microsoft.com/office/drawing/2016/5/13/chartex" xmlns:cx8="http://schemas.microsoft.com/office/drawing/2016/5/14/chartex" xmlns:mc="http://schemas.openxmlformats.org/markup-compatibility/2006" xmlns:aink="http://schemas.microsoft.com/office/drawing/2016/ink" xmlns:am3d="http://schemas.microsoft.com/office/drawing/2017/model3d" xmlns:o="urn:schemas-microsoft-com:office:office" xmlns:oel="http://schemas.microsoft.com/office/2019/extlst" xmlns:r="http://schemas.openxmlformats.org/officeDocument/2006/relationships" xmlns:m="http://schemas.openxmlformats.org/officeDocument/2006/math" xmlns:v="urn:schemas-microsoft-com:vml" xmlns:wp14="http://schemas.microsoft.com/office/word/2010/wordprocessingDrawing" xmlns:wp="http://schemas.openxmlformats.org/drawingml/2006/wordprocessingDrawing" xmlns:w10="urn:schemas-microsoft-com:office:word" xmlns:w="http://schemas.openxmlformats.org/wordprocessingml/2006/main" xmlns:w14="http://schemas.microsoft.com/office/word/2010/wordml" xmlns:w15="http://schemas.microsoft.com/office/word/2012/wordml" xmlns:w16cex="http://schemas.microsoft.com/office/word/2018/wordml/cex" xmlns:w16cid="http://schemas.microsoft.com/office/word/2016/wordml/cid" xmlns:w16="http://schemas.microsoft.com/office/word/2018/wordml" xmlns:w16du="http://schemas.microsoft.com/office/word/2023/wordml/word16du" xmlns:w16sdtdh="http://schemas.microsoft.com/office/word/2020/wordml/sdtdatahash" xmlns:w16sdtfl="http://schemas.microsoft.com/office/word/2024/wordml/sdtformatlock" xmlns:w16se="http://schemas.microsoft.com/office/word/2015/wordml/symex" xmlns:wpg="http://schemas.microsoft.com/office/word/2010/wordprocessingGroup" xmlns:wpi="http://schemas.microsoft.com/office/word/2010/wordprocessingInk" xmlns:wne="http://schemas.microsoft.com/office/word/2006/wordml" xmlns:wps="http://schemas.microsoft.com/office/word/2010/wordprocessingShape" mc:Ignorable="w14 w15 w16se w16cid w16 w16cex w16sdtdh w16sdtfl w16du wp14">
+  <w:abstractNum w:abstractNumId="0" w15:restartNumberingAfterBreak="0">
+    <w:nsid w:val="00556D3F"/>
+    <w:multiLevelType w:val="multilevel"/>
+    <w:tmpl w:val="BC90951A"/>
+    <w:lvl w:ilvl="0">
+      <w:start w:val="1"/>
+      <w:numFmt w:val="bullet"/>
+      <w:lvlText w:val=""/>
+      <w:lvlJc w:val="left"/>
+      <w:pPr>
+        <w:tabs>
+          <w:tab w:val="num" w:pos="720"/>
+        </w:tabs>
+        <w:ind w:left="720" w:hanging="360"/>
+      </w:pPr>
+      <w:rPr>
+        <w:rFonts w:ascii="Symbol" w:hAnsi="Symbol" w:hint="default"/>
+        <w:sz w:val="20"/>
+      </w:rPr>
+    </w:lvl>
+    <w:lvl w:ilvl="1">
+      <w:start w:val="1"/>
+      <w:numFmt w:val="bullet"/>
+      <w:lvlText w:val="o"/>
+      <w:lvlJc w:val="left"/>
+      <w:pPr>
+        <w:tabs>
+          <w:tab w:val="num" w:pos="1440"/>
+        </w:tabs>
+        <w:ind w:left="1440" w:hanging="360"/>
+      </w:pPr>
+      <w:rPr>
+        <w:rFonts w:ascii="Courier New" w:hAnsi="Courier New" w:hint="default"/>
+        <w:sz w:val="20"/>
+      </w:rPr>
+    </w:lvl>
+    <w:lvl w:ilvl="2" w:tentative="1">
+      <w:start w:val="1"/>
+      <w:numFmt w:val="bullet"/>
+      <w:lvlText w:val=""/>
+      <w:lvlJc w:val="left"/>
+      <w:pPr>
+        <w:tabs>
+          <w:tab w:val="num" w:pos="2160"/>
+        </w:tabs>
+        <w:ind w:left="2160" w:hanging="360"/>
+      </w:pPr>
+      <w:rPr>
+        <w:rFonts w:ascii="Wingdings" w:hAnsi="Wingdings" w:hint="default"/>
+        <w:sz w:val="20"/>
+      </w:rPr>
+    </w:lvl>
+    <w:lvl w:ilvl="3" w:tentative="1">
+      <w:start w:val="1"/>
+      <w:numFmt w:val="bullet"/>
+      <w:lvlText w:val=""/>
+      <w:lvlJc w:val="left"/>
+      <w:pPr>
+        <w:tabs>
+          <w:tab w:val="num" w:pos="2880"/>
+        </w:tabs>
+        <w:ind w:left="2880" w:hanging="360"/>
+      </w:pPr>
+      <w:rPr>
+        <w:rFonts w:ascii="Wingdings" w:hAnsi="Wingdings" w:hint="default"/>
+        <w:sz w:val="20"/>
+      </w:rPr>
+    </w:lvl>
+    <w:lvl w:ilvl="4" w:tentative="1">
+      <w:start w:val="1"/>
+      <w:numFmt w:val="bullet"/>
+      <w:lvlText w:val=""/>
+      <w:lvlJc w:val="left"/>
+      <w:pPr>
+        <w:tabs>
+          <w:tab w:val="num" w:pos="3600"/>
+        </w:tabs>
+        <w:ind w:left="3600" w:hanging="360"/>
+      </w:pPr>
+      <w:rPr>
+        <w:rFonts w:ascii="Wingdings" w:hAnsi="Wingdings" w:hint="default"/>
+        <w:sz w:val="20"/>
+      </w:rPr>
+    </w:lvl>
+    <w:lvl w:ilvl="5" w:tentative="1">
+      <w:start w:val="1"/>
+      <w:numFmt w:val="bullet"/>
+      <w:lvlText w:val=""/>
+      <w:lvlJc w:val="left"/>
+      <w:pPr>
+        <w:tabs>
+          <w:tab w:val="num" w:pos="4320"/>
+        </w:tabs>
+        <w:ind w:left="4320" w:hanging="360"/>
+      </w:pPr>
+      <w:rPr>
+        <w:rFonts w:ascii="Wingdings" w:hAnsi="Wingdings" w:hint="default"/>
+        <w:sz w:val="20"/>
+      </w:rPr>
+    </w:lvl>
+    <w:lvl w:ilvl="6" w:tentative="1">
+      <w:start w:val="1"/>
+      <w:numFmt w:val="bullet"/>
+      <w:lvlText w:val=""/>
+      <w:lvlJc w:val="left"/>
+      <w:pPr>
+        <w:tabs>
+          <w:tab w:val="num" w:pos="5040"/>
+        </w:tabs>
+        <w:ind w:left="5040" w:hanging="360"/>
+      </w:pPr>
+      <w:rPr>
+        <w:rFonts w:ascii="Wingdings" w:hAnsi="Wingdings" w:hint="default"/>
+        <w:sz w:val="20"/>
+      </w:rPr>
+    </w:lvl>
+    <w:lvl w:ilvl="7" w:tentative="1">
+      <w:start w:val="1"/>
+      <w:numFmt w:val="bullet"/>
+      <w:lvlText w:val=""/>
+      <w:lvlJc w:val="left"/>
+      <w:pPr>
+        <w:tabs>
+          <w:tab w:val="num" w:pos="5760"/>
+        </w:tabs>
+        <w:ind w:left="5760" w:hanging="360"/>
+      </w:pPr>
+      <w:rPr>
+        <w:rFonts w:ascii="Wingdings" w:hAnsi="Wingdings" w:hint="default"/>
+        <w:sz w:val="20"/>
+      </w:rPr>
+    </w:lvl>
+    <w:lvl w:ilvl="8" w:tentative="1">
+      <w:start w:val="1"/>
+      <w:numFmt w:val="bullet"/>
+      <w:lvlText w:val=""/>
+      <w:lvlJc w:val="left"/>
+      <w:pPr>
+        <w:tabs>
+          <w:tab w:val="num" w:pos="6480"/>
+        </w:tabs>
+        <w:ind w:left="6480" w:hanging="360"/>
+      </w:pPr>
+      <w:rPr>
+        <w:rFonts w:ascii="Wingdings" w:hAnsi="Wingdings" w:hint="default"/>
+        <w:sz w:val="20"/>
+      </w:rPr>
+    </w:lvl>
+  </w:abstractNum>
+  <w:abstractNum w:abstractNumId="1" w15:restartNumberingAfterBreak="0">
+    <w:nsid w:val="011A68D4"/>
+    <w:multiLevelType w:val="multilevel"/>
+    <w:tmpl w:val="DA8CD6EE"/>
+    <w:lvl w:ilvl="0">
+      <w:start w:val="1"/>
+      <w:numFmt w:val="bullet"/>
+      <w:lvlText w:val=""/>
+      <w:lvlJc w:val="left"/>
+      <w:pPr>
+        <w:tabs>
+          <w:tab w:val="num" w:pos="720"/>
+        </w:tabs>
+        <w:ind w:left="720" w:hanging="360"/>
+      </w:pPr>
+      <w:rPr>
+        <w:rFonts w:ascii="Symbol" w:hAnsi="Symbol" w:hint="default"/>
+        <w:sz w:val="20"/>
+      </w:rPr>
+    </w:lvl>
+    <w:lvl w:ilvl="1" w:tentative="1">
+      <w:start w:val="1"/>
+      <w:numFmt w:val="bullet"/>
+      <w:lvlText w:val="o"/>
+      <w:lvlJc w:val="left"/>
+      <w:pPr>
+        <w:tabs>
+          <w:tab w:val="num" w:pos="1440"/>
+        </w:tabs>
+        <w:ind w:left="1440" w:hanging="360"/>
+      </w:pPr>
+      <w:rPr>
+        <w:rFonts w:ascii="Courier New" w:hAnsi="Courier New" w:hint="default"/>
+        <w:sz w:val="20"/>
+      </w:rPr>
+    </w:lvl>
+    <w:lvl w:ilvl="2" w:tentative="1">
+      <w:start w:val="1"/>
+      <w:numFmt w:val="bullet"/>
+      <w:lvlText w:val=""/>
+      <w:lvlJc w:val="left"/>
+      <w:pPr>
+        <w:tabs>
+          <w:tab w:val="num" w:pos="2160"/>
+        </w:tabs>
+        <w:ind w:left="2160" w:hanging="360"/>
+      </w:pPr>
+      <w:rPr>
+        <w:rFonts w:ascii="Wingdings" w:hAnsi="Wingdings" w:hint="default"/>
+        <w:sz w:val="20"/>
+      </w:rPr>
+    </w:lvl>
+    <w:lvl w:ilvl="3" w:tentative="1">
+      <w:start w:val="1"/>
+      <w:numFmt w:val="bullet"/>
+      <w:lvlText w:val=""/>
+      <w:lvlJc w:val="left"/>
+      <w:pPr>
+        <w:tabs>
+          <w:tab w:val="num" w:pos="2880"/>
+        </w:tabs>
+        <w:ind w:left="2880" w:hanging="360"/>
+      </w:pPr>
+      <w:rPr>
+        <w:rFonts w:ascii="Wingdings" w:hAnsi="Wingdings" w:hint="default"/>
+        <w:sz w:val="20"/>
+      </w:rPr>
+    </w:lvl>
+    <w:lvl w:ilvl="4" w:tentative="1">
+      <w:start w:val="1"/>
+      <w:numFmt w:val="bullet"/>
+      <w:lvlText w:val=""/>
+      <w:lvlJc w:val="left"/>
+      <w:pPr>
+        <w:tabs>
+          <w:tab w:val="num" w:pos="3600"/>
+        </w:tabs>
+        <w:ind w:left="3600" w:hanging="360"/>
+      </w:pPr>
+      <w:rPr>
+        <w:rFonts w:ascii="Wingdings" w:hAnsi="Wingdings" w:hint="default"/>
+        <w:sz w:val="20"/>
+      </w:rPr>
+    </w:lvl>
+    <w:lvl w:ilvl="5" w:tentative="1">
+      <w:start w:val="1"/>
+      <w:numFmt w:val="bullet"/>
+      <w:lvlText w:val=""/>
+      <w:lvlJc w:val="left"/>
+      <w:pPr>
+        <w:tabs>
+          <w:tab w:val="num" w:pos="4320"/>
+        </w:tabs>
+        <w:ind w:left="4320" w:hanging="360"/>
+      </w:pPr>
+      <w:rPr>
+        <w:rFonts w:ascii="Wingdings" w:hAnsi="Wingdings" w:hint="default"/>
+        <w:sz w:val="20"/>
+      </w:rPr>
+    </w:lvl>
+    <w:lvl w:ilvl="6" w:tentative="1">
+      <w:start w:val="1"/>
+      <w:numFmt w:val="bullet"/>
+      <w:lvlText w:val=""/>
+      <w:lvlJc w:val="left"/>
+      <w:pPr>
+        <w:tabs>
+          <w:tab w:val="num" w:pos="5040"/>
+        </w:tabs>
+        <w:ind w:left="5040" w:hanging="360"/>
+      </w:pPr>
+      <w:rPr>
+        <w:rFonts w:ascii="Wingdings" w:hAnsi="Wingdings" w:hint="default"/>
+        <w:sz w:val="20"/>
+      </w:rPr>
+    </w:lvl>
+    <w:lvl w:ilvl="7" w:tentative="1">
+      <w:start w:val="1"/>
+      <w:numFmt w:val="bullet"/>
+      <w:lvlText w:val=""/>
+      <w:lvlJc w:val="left"/>
+      <w:pPr>
+        <w:tabs>
+          <w:tab w:val="num" w:pos="5760"/>
+        </w:tabs>
+        <w:ind w:left="5760" w:hanging="360"/>
+      </w:pPr>
+      <w:rPr>
+        <w:rFonts w:ascii="Wingdings" w:hAnsi="Wingdings" w:hint="default"/>
+        <w:sz w:val="20"/>
+      </w:rPr>
+    </w:lvl>
+    <w:lvl w:ilvl="8" w:tentative="1">
+      <w:start w:val="1"/>
+      <w:numFmt w:val="bullet"/>
+      <w:lvlText w:val=""/>
+      <w:lvlJc w:val="left"/>
+      <w:pPr>
+        <w:tabs>
+          <w:tab w:val="num" w:pos="6480"/>
+        </w:tabs>
+        <w:ind w:left="6480" w:hanging="360"/>
+      </w:pPr>
+      <w:rPr>
+        <w:rFonts w:ascii="Wingdings" w:hAnsi="Wingdings" w:hint="default"/>
+        <w:sz w:val="20"/>
+      </w:rPr>
+    </w:lvl>
+  </w:abstractNum>
+  <w:abstractNum w:abstractNumId="2" w15:restartNumberingAfterBreak="0">
+    <w:nsid w:val="083B7E6D"/>
+    <w:multiLevelType w:val="multilevel"/>
+    <w:tmpl w:val="E2C2B602"/>
+    <w:lvl w:ilvl="0">
+      <w:start w:val="1"/>
+      <w:numFmt w:val="bullet"/>
+      <w:lvlText w:val=""/>
+      <w:lvlJc w:val="left"/>
+      <w:pPr>
+        <w:tabs>
+          <w:tab w:val="num" w:pos="720"/>
+        </w:tabs>
+        <w:ind w:left="720" w:hanging="360"/>
+      </w:pPr>
+      <w:rPr>
+        <w:rFonts w:ascii="Symbol" w:hAnsi="Symbol" w:hint="default"/>
+        <w:sz w:val="20"/>
+      </w:rPr>
+    </w:lvl>
+    <w:lvl w:ilvl="1" w:tentative="1">
+      <w:start w:val="1"/>
+      <w:numFmt w:val="bullet"/>
+      <w:lvlText w:val="o"/>
+      <w:lvlJc w:val="left"/>
+      <w:pPr>
+        <w:tabs>
+          <w:tab w:val="num" w:pos="1440"/>
+        </w:tabs>
+        <w:ind w:left="1440" w:hanging="360"/>
+      </w:pPr>
+      <w:rPr>
+        <w:rFonts w:ascii="Courier New" w:hAnsi="Courier New" w:hint="default"/>
+        <w:sz w:val="20"/>
+      </w:rPr>
+    </w:lvl>
+    <w:lvl w:ilvl="2" w:tentative="1">
+      <w:start w:val="1"/>
+      <w:numFmt w:val="bullet"/>
+      <w:lvlText w:val=""/>
+      <w:lvlJc w:val="left"/>
+      <w:pPr>
+        <w:tabs>
+          <w:tab w:val="num" w:pos="2160"/>
+        </w:tabs>
+        <w:ind w:left="2160" w:hanging="360"/>
+      </w:pPr>
+      <w:rPr>
+        <w:rFonts w:ascii="Wingdings" w:hAnsi="Wingdings" w:hint="default"/>
+        <w:sz w:val="20"/>
+      </w:rPr>
+    </w:lvl>
+    <w:lvl w:ilvl="3" w:tentative="1">
+      <w:start w:val="1"/>
+      <w:numFmt w:val="bullet"/>
+      <w:lvlText w:val=""/>
+      <w:lvlJc w:val="left"/>
+      <w:pPr>
+        <w:tabs>
+          <w:tab w:val="num" w:pos="2880"/>
+        </w:tabs>
+        <w:ind w:left="2880" w:hanging="360"/>
+      </w:pPr>
+      <w:rPr>
+        <w:rFonts w:ascii="Wingdings" w:hAnsi="Wingdings" w:hint="default"/>
+        <w:sz w:val="20"/>
+      </w:rPr>
+    </w:lvl>
+    <w:lvl w:ilvl="4" w:tentative="1">
+      <w:start w:val="1"/>
+      <w:numFmt w:val="bullet"/>
+      <w:lvlText w:val=""/>
+      <w:lvlJc w:val="left"/>
+      <w:pPr>
+        <w:tabs>
+          <w:tab w:val="num" w:pos="3600"/>
+        </w:tabs>
+        <w:ind w:left="3600" w:hanging="360"/>
+      </w:pPr>
+      <w:rPr>
+        <w:rFonts w:ascii="Wingdings" w:hAnsi="Wingdings" w:hint="default"/>
+        <w:sz w:val="20"/>
+      </w:rPr>
+    </w:lvl>
+    <w:lvl w:ilvl="5" w:tentative="1">
+      <w:start w:val="1"/>
+      <w:numFmt w:val="bullet"/>
+      <w:lvlText w:val=""/>
+      <w:lvlJc w:val="left"/>
+      <w:pPr>
+        <w:tabs>
+          <w:tab w:val="num" w:pos="4320"/>
+        </w:tabs>
+        <w:ind w:left="4320" w:hanging="360"/>
+      </w:pPr>
+      <w:rPr>
+        <w:rFonts w:ascii="Wingdings" w:hAnsi="Wingdings" w:hint="default"/>
+        <w:sz w:val="20"/>
+      </w:rPr>
+    </w:lvl>
+    <w:lvl w:ilvl="6" w:tentative="1">
+      <w:start w:val="1"/>
+      <w:numFmt w:val="bullet"/>
+      <w:lvlText w:val=""/>
+      <w:lvlJc w:val="left"/>
+      <w:pPr>
+        <w:tabs>
+          <w:tab w:val="num" w:pos="5040"/>
+        </w:tabs>
+        <w:ind w:left="5040" w:hanging="360"/>
+      </w:pPr>
+      <w:rPr>
+        <w:rFonts w:ascii="Wingdings" w:hAnsi="Wingdings" w:hint="default"/>
+        <w:sz w:val="20"/>
+      </w:rPr>
+    </w:lvl>
+    <w:lvl w:ilvl="7" w:tentative="1">
+      <w:start w:val="1"/>
+      <w:numFmt w:val="bullet"/>
+      <w:lvlText w:val=""/>
+      <w:lvlJc w:val="left"/>
+      <w:pPr>
+        <w:tabs>
+          <w:tab w:val="num" w:pos="5760"/>
+        </w:tabs>
+        <w:ind w:left="5760" w:hanging="360"/>
+      </w:pPr>
+      <w:rPr>
+        <w:rFonts w:ascii="Wingdings" w:hAnsi="Wingdings" w:hint="default"/>
+        <w:sz w:val="20"/>
+      </w:rPr>
+    </w:lvl>
+    <w:lvl w:ilvl="8" w:tentative="1">
+      <w:start w:val="1"/>
+      <w:numFmt w:val="bullet"/>
+      <w:lvlText w:val=""/>
+      <w:lvlJc w:val="left"/>
+      <w:pPr>
+        <w:tabs>
+          <w:tab w:val="num" w:pos="6480"/>
+        </w:tabs>
+        <w:ind w:left="6480" w:hanging="360"/>
+      </w:pPr>
+      <w:rPr>
+        <w:rFonts w:ascii="Wingdings" w:hAnsi="Wingdings" w:hint="default"/>
+        <w:sz w:val="20"/>
+      </w:rPr>
+    </w:lvl>
+  </w:abstractNum>
+  <w:abstractNum w:abstractNumId="3" w15:restartNumberingAfterBreak="0">
+    <w:nsid w:val="09F93D68"/>
+    <w:multiLevelType w:val="multilevel"/>
+    <w:tmpl w:val="0F2EAFC4"/>
+    <w:lvl w:ilvl="0">
+      <w:start w:val="1"/>
+      <w:numFmt w:val="bullet"/>
+      <w:lvlText w:val=""/>
+      <w:lvlJc w:val="left"/>
+      <w:pPr>
+        <w:tabs>
+          <w:tab w:val="num" w:pos="720"/>
+        </w:tabs>
+        <w:ind w:left="720" w:hanging="360"/>
+      </w:pPr>
+      <w:rPr>
+        <w:rFonts w:ascii="Symbol" w:hAnsi="Symbol" w:hint="default"/>
+        <w:sz w:val="20"/>
+      </w:rPr>
+    </w:lvl>
+    <w:lvl w:ilvl="1">
+      <w:start w:val="1"/>
+      <w:numFmt w:val="bullet"/>
+      <w:lvlText w:val="o"/>
+      <w:lvlJc w:val="left"/>
+      <w:pPr>
+        <w:tabs>
+          <w:tab w:val="num" w:pos="1440"/>
+        </w:tabs>
+        <w:ind w:left="1440" w:hanging="360"/>
+      </w:pPr>
+      <w:rPr>
+        <w:rFonts w:ascii="Courier New" w:hAnsi="Courier New" w:hint="default"/>
+        <w:sz w:val="20"/>
+      </w:rPr>
+    </w:lvl>
+    <w:lvl w:ilvl="2" w:tentative="1">
+      <w:start w:val="1"/>
+      <w:numFmt w:val="bullet"/>
+      <w:lvlText w:val=""/>
+      <w:lvlJc w:val="left"/>
+      <w:pPr>
+        <w:tabs>
+          <w:tab w:val="num" w:pos="2160"/>
+        </w:tabs>
+        <w:ind w:left="2160" w:hanging="360"/>
+      </w:pPr>
+      <w:rPr>
+        <w:rFonts w:ascii="Wingdings" w:hAnsi="Wingdings" w:hint="default"/>
+        <w:sz w:val="20"/>
+      </w:rPr>
+    </w:lvl>
+    <w:lvl w:ilvl="3" w:tentative="1">
+      <w:start w:val="1"/>
+      <w:numFmt w:val="bullet"/>
+      <w:lvlText w:val=""/>
+      <w:lvlJc w:val="left"/>
+      <w:pPr>
+        <w:tabs>
+          <w:tab w:val="num" w:pos="2880"/>
+        </w:tabs>
+        <w:ind w:left="2880" w:hanging="360"/>
+      </w:pPr>
+      <w:rPr>
+        <w:rFonts w:ascii="Wingdings" w:hAnsi="Wingdings" w:hint="default"/>
+        <w:sz w:val="20"/>
+      </w:rPr>
+    </w:lvl>
+    <w:lvl w:ilvl="4" w:tentative="1">
+      <w:start w:val="1"/>
+      <w:numFmt w:val="bullet"/>
+      <w:lvlText w:val=""/>
+      <w:lvlJc w:val="left"/>
+      <w:pPr>
+        <w:tabs>
+          <w:tab w:val="num" w:pos="3600"/>
+        </w:tabs>
+        <w:ind w:left="3600" w:hanging="360"/>
+      </w:pPr>
+      <w:rPr>
+        <w:rFonts w:ascii="Wingdings" w:hAnsi="Wingdings" w:hint="default"/>
+        <w:sz w:val="20"/>
+      </w:rPr>
+    </w:lvl>
+    <w:lvl w:ilvl="5" w:tentative="1">
+      <w:start w:val="1"/>
+      <w:numFmt w:val="bullet"/>
+      <w:lvlText w:val=""/>
+      <w:lvlJc w:val="left"/>
+      <w:pPr>
+        <w:tabs>
+          <w:tab w:val="num" w:pos="4320"/>
+        </w:tabs>
+        <w:ind w:left="4320" w:hanging="360"/>
+      </w:pPr>
+      <w:rPr>
+        <w:rFonts w:ascii="Wingdings" w:hAnsi="Wingdings" w:hint="default"/>
+        <w:sz w:val="20"/>
+      </w:rPr>
+    </w:lvl>
+    <w:lvl w:ilvl="6" w:tentative="1">
+      <w:start w:val="1"/>
+      <w:numFmt w:val="bullet"/>
+      <w:lvlText w:val=""/>
+      <w:lvlJc w:val="left"/>
+      <w:pPr>
+        <w:tabs>
+          <w:tab w:val="num" w:pos="5040"/>
+        </w:tabs>
+        <w:ind w:left="5040" w:hanging="360"/>
+      </w:pPr>
+      <w:rPr>
+        <w:rFonts w:ascii="Wingdings" w:hAnsi="Wingdings" w:hint="default"/>
+        <w:sz w:val="20"/>
+      </w:rPr>
+    </w:lvl>
+    <w:lvl w:ilvl="7" w:tentative="1">
+      <w:start w:val="1"/>
+      <w:numFmt w:val="bullet"/>
+      <w:lvlText w:val=""/>
+      <w:lvlJc w:val="left"/>
+      <w:pPr>
+        <w:tabs>
+          <w:tab w:val="num" w:pos="5760"/>
+        </w:tabs>
+        <w:ind w:left="5760" w:hanging="360"/>
+      </w:pPr>
+      <w:rPr>
+        <w:rFonts w:ascii="Wingdings" w:hAnsi="Wingdings" w:hint="default"/>
+        <w:sz w:val="20"/>
+      </w:rPr>
+    </w:lvl>
+    <w:lvl w:ilvl="8" w:tentative="1">
+      <w:start w:val="1"/>
+      <w:numFmt w:val="bullet"/>
+      <w:lvlText w:val=""/>
+      <w:lvlJc w:val="left"/>
+      <w:pPr>
+        <w:tabs>
+          <w:tab w:val="num" w:pos="6480"/>
+        </w:tabs>
+        <w:ind w:left="6480" w:hanging="360"/>
+      </w:pPr>
+      <w:rPr>
+        <w:rFonts w:ascii="Wingdings" w:hAnsi="Wingdings" w:hint="default"/>
+        <w:sz w:val="20"/>
+      </w:rPr>
+    </w:lvl>
+  </w:abstractNum>
+  <w:abstractNum w:abstractNumId="4" w15:restartNumberingAfterBreak="0">
+    <w:nsid w:val="0FCD6120"/>
+    <w:multiLevelType w:val="multilevel"/>
+    <w:tmpl w:val="CD8858B8"/>
+    <w:lvl w:ilvl="0">
+      <w:start w:val="1"/>
+      <w:numFmt w:val="bullet"/>
+      <w:lvlText w:val=""/>
+      <w:lvlJc w:val="left"/>
+      <w:pPr>
+        <w:tabs>
+          <w:tab w:val="num" w:pos="720"/>
+        </w:tabs>
+        <w:ind w:left="720" w:hanging="360"/>
+      </w:pPr>
+      <w:rPr>
+        <w:rFonts w:ascii="Symbol" w:hAnsi="Symbol" w:hint="default"/>
+        <w:sz w:val="20"/>
+      </w:rPr>
+    </w:lvl>
+    <w:lvl w:ilvl="1" w:tentative="1">
+      <w:start w:val="1"/>
+      <w:numFmt w:val="bullet"/>
+      <w:lvlText w:val="o"/>
+      <w:lvlJc w:val="left"/>
+      <w:pPr>
+        <w:tabs>
+          <w:tab w:val="num" w:pos="1440"/>
+        </w:tabs>
+        <w:ind w:left="1440" w:hanging="360"/>
+      </w:pPr>
+      <w:rPr>
+        <w:rFonts w:ascii="Courier New" w:hAnsi="Courier New" w:hint="default"/>
+        <w:sz w:val="20"/>
+      </w:rPr>
+    </w:lvl>
+    <w:lvl w:ilvl="2" w:tentative="1">
+      <w:start w:val="1"/>
+      <w:numFmt w:val="bullet"/>
+      <w:lvlText w:val=""/>
+      <w:lvlJc w:val="left"/>
+      <w:pPr>
+        <w:tabs>
+          <w:tab w:val="num" w:pos="2160"/>
+        </w:tabs>
+        <w:ind w:left="2160" w:hanging="360"/>
+      </w:pPr>
+      <w:rPr>
+        <w:rFonts w:ascii="Wingdings" w:hAnsi="Wingdings" w:hint="default"/>
+        <w:sz w:val="20"/>
+      </w:rPr>
+    </w:lvl>
+    <w:lvl w:ilvl="3" w:tentative="1">
+      <w:start w:val="1"/>
+      <w:numFmt w:val="bullet"/>
+      <w:lvlText w:val=""/>
+      <w:lvlJc w:val="left"/>
+      <w:pPr>
+        <w:tabs>
+          <w:tab w:val="num" w:pos="2880"/>
+        </w:tabs>
+        <w:ind w:left="2880" w:hanging="360"/>
+      </w:pPr>
+      <w:rPr>
+        <w:rFonts w:ascii="Wingdings" w:hAnsi="Wingdings" w:hint="default"/>
+        <w:sz w:val="20"/>
+      </w:rPr>
+    </w:lvl>
+    <w:lvl w:ilvl="4" w:tentative="1">
+      <w:start w:val="1"/>
+      <w:numFmt w:val="bullet"/>
+      <w:lvlText w:val=""/>
+      <w:lvlJc w:val="left"/>
+      <w:pPr>
+        <w:tabs>
+          <w:tab w:val="num" w:pos="3600"/>
+        </w:tabs>
+        <w:ind w:left="3600" w:hanging="360"/>
+      </w:pPr>
+      <w:rPr>
+        <w:rFonts w:ascii="Wingdings" w:hAnsi="Wingdings" w:hint="default"/>
+        <w:sz w:val="20"/>
+      </w:rPr>
+    </w:lvl>
+    <w:lvl w:ilvl="5" w:tentative="1">
+      <w:start w:val="1"/>
+      <w:numFmt w:val="bullet"/>
+      <w:lvlText w:val=""/>
+      <w:lvlJc w:val="left"/>
+      <w:pPr>
+        <w:tabs>
+          <w:tab w:val="num" w:pos="4320"/>
+        </w:tabs>
+        <w:ind w:left="4320" w:hanging="360"/>
+      </w:pPr>
+      <w:rPr>
+        <w:rFonts w:ascii="Wingdings" w:hAnsi="Wingdings" w:hint="default"/>
+        <w:sz w:val="20"/>
+      </w:rPr>
+    </w:lvl>
+    <w:lvl w:ilvl="6" w:tentative="1">
+      <w:start w:val="1"/>
+      <w:numFmt w:val="bullet"/>
+      <w:lvlText w:val=""/>
+      <w:lvlJc w:val="left"/>
+      <w:pPr>
+        <w:tabs>
+          <w:tab w:val="num" w:pos="5040"/>
+        </w:tabs>
+        <w:ind w:left="5040" w:hanging="360"/>
+      </w:pPr>
+      <w:rPr>
+        <w:rFonts w:ascii="Wingdings" w:hAnsi="Wingdings" w:hint="default"/>
+        <w:sz w:val="20"/>
+      </w:rPr>
+    </w:lvl>
+    <w:lvl w:ilvl="7" w:tentative="1">
+      <w:start w:val="1"/>
+      <w:numFmt w:val="bullet"/>
+      <w:lvlText w:val=""/>
+      <w:lvlJc w:val="left"/>
+      <w:pPr>
+        <w:tabs>
+          <w:tab w:val="num" w:pos="5760"/>
+        </w:tabs>
+        <w:ind w:left="5760" w:hanging="360"/>
+      </w:pPr>
+      <w:rPr>
+        <w:rFonts w:ascii="Wingdings" w:hAnsi="Wingdings" w:hint="default"/>
+        <w:sz w:val="20"/>
+      </w:rPr>
+    </w:lvl>
+    <w:lvl w:ilvl="8" w:tentative="1">
+      <w:start w:val="1"/>
+      <w:numFmt w:val="bullet"/>
+      <w:lvlText w:val=""/>
+      <w:lvlJc w:val="left"/>
+      <w:pPr>
+        <w:tabs>
+          <w:tab w:val="num" w:pos="6480"/>
+        </w:tabs>
+        <w:ind w:left="6480" w:hanging="360"/>
+      </w:pPr>
+      <w:rPr>
+        <w:rFonts w:ascii="Wingdings" w:hAnsi="Wingdings" w:hint="default"/>
+        <w:sz w:val="20"/>
+      </w:rPr>
+    </w:lvl>
+  </w:abstractNum>
+  <w:abstractNum w:abstractNumId="5" w15:restartNumberingAfterBreak="0">
+    <w:nsid w:val="112E438D"/>
+    <w:multiLevelType w:val="multilevel"/>
+    <w:tmpl w:val="858493B2"/>
+    <w:lvl w:ilvl="0">
+      <w:start w:val="1"/>
+      <w:numFmt w:val="bullet"/>
+      <w:lvlText w:val=""/>
+      <w:lvlJc w:val="left"/>
+      <w:pPr>
+        <w:tabs>
+          <w:tab w:val="num" w:pos="720"/>
+        </w:tabs>
+        <w:ind w:left="720" w:hanging="360"/>
+      </w:pPr>
+      <w:rPr>
+        <w:rFonts w:ascii="Symbol" w:hAnsi="Symbol" w:hint="default"/>
+        <w:sz w:val="20"/>
+      </w:rPr>
+    </w:lvl>
+    <w:lvl w:ilvl="1" w:tentative="1">
+      <w:start w:val="1"/>
+      <w:numFmt w:val="bullet"/>
+      <w:lvlText w:val="o"/>
+      <w:lvlJc w:val="left"/>
+      <w:pPr>
+        <w:tabs>
+          <w:tab w:val="num" w:pos="1440"/>
+        </w:tabs>
+        <w:ind w:left="1440" w:hanging="360"/>
+      </w:pPr>
+      <w:rPr>
+        <w:rFonts w:ascii="Courier New" w:hAnsi="Courier New" w:hint="default"/>
+        <w:sz w:val="20"/>
+      </w:rPr>
+    </w:lvl>
+    <w:lvl w:ilvl="2" w:tentative="1">
+      <w:start w:val="1"/>
+      <w:numFmt w:val="bullet"/>
+      <w:lvlText w:val=""/>
+      <w:lvlJc w:val="left"/>
+      <w:pPr>
+        <w:tabs>
+          <w:tab w:val="num" w:pos="2160"/>
+        </w:tabs>
+        <w:ind w:left="2160" w:hanging="360"/>
+      </w:pPr>
+      <w:rPr>
+        <w:rFonts w:ascii="Wingdings" w:hAnsi="Wingdings" w:hint="default"/>
+        <w:sz w:val="20"/>
+      </w:rPr>
+    </w:lvl>
+    <w:lvl w:ilvl="3" w:tentative="1">
+      <w:start w:val="1"/>
+      <w:numFmt w:val="bullet"/>
+      <w:lvlText w:val=""/>
+      <w:lvlJc w:val="left"/>
+      <w:pPr>
+        <w:tabs>
+          <w:tab w:val="num" w:pos="2880"/>
+        </w:tabs>
+        <w:ind w:left="2880" w:hanging="360"/>
+      </w:pPr>
+      <w:rPr>
+        <w:rFonts w:ascii="Wingdings" w:hAnsi="Wingdings" w:hint="default"/>
+        <w:sz w:val="20"/>
+      </w:rPr>
+    </w:lvl>
+    <w:lvl w:ilvl="4" w:tentative="1">
+      <w:start w:val="1"/>
+      <w:numFmt w:val="bullet"/>
+      <w:lvlText w:val=""/>
+      <w:lvlJc w:val="left"/>
+      <w:pPr>
+        <w:tabs>
+          <w:tab w:val="num" w:pos="3600"/>
+        </w:tabs>
+        <w:ind w:left="3600" w:hanging="360"/>
+      </w:pPr>
+      <w:rPr>
+        <w:rFonts w:ascii="Wingdings" w:hAnsi="Wingdings" w:hint="default"/>
+        <w:sz w:val="20"/>
+      </w:rPr>
+    </w:lvl>
+    <w:lvl w:ilvl="5" w:tentative="1">
+      <w:start w:val="1"/>
+      <w:numFmt w:val="bullet"/>
+      <w:lvlText w:val=""/>
+      <w:lvlJc w:val="left"/>
+      <w:pPr>
+        <w:tabs>
+          <w:tab w:val="num" w:pos="4320"/>
+        </w:tabs>
+        <w:ind w:left="4320" w:hanging="360"/>
+      </w:pPr>
+      <w:rPr>
+        <w:rFonts w:ascii="Wingdings" w:hAnsi="Wingdings" w:hint="default"/>
+        <w:sz w:val="20"/>
+      </w:rPr>
+    </w:lvl>
+    <w:lvl w:ilvl="6" w:tentative="1">
+      <w:start w:val="1"/>
+      <w:numFmt w:val="bullet"/>
+      <w:lvlText w:val=""/>
+      <w:lvlJc w:val="left"/>
+      <w:pPr>
+        <w:tabs>
+          <w:tab w:val="num" w:pos="5040"/>
+        </w:tabs>
+        <w:ind w:left="5040" w:hanging="360"/>
+      </w:pPr>
+      <w:rPr>
+        <w:rFonts w:ascii="Wingdings" w:hAnsi="Wingdings" w:hint="default"/>
+        <w:sz w:val="20"/>
+      </w:rPr>
+    </w:lvl>
+    <w:lvl w:ilvl="7" w:tentative="1">
+      <w:start w:val="1"/>
+      <w:numFmt w:val="bullet"/>
+      <w:lvlText w:val=""/>
+      <w:lvlJc w:val="left"/>
+      <w:pPr>
+        <w:tabs>
+          <w:tab w:val="num" w:pos="5760"/>
+        </w:tabs>
+        <w:ind w:left="5760" w:hanging="360"/>
+      </w:pPr>
+      <w:rPr>
+        <w:rFonts w:ascii="Wingdings" w:hAnsi="Wingdings" w:hint="default"/>
+        <w:sz w:val="20"/>
+      </w:rPr>
+    </w:lvl>
+    <w:lvl w:ilvl="8" w:tentative="1">
+      <w:start w:val="1"/>
+      <w:numFmt w:val="bullet"/>
+      <w:lvlText w:val=""/>
+      <w:lvlJc w:val="left"/>
+      <w:pPr>
+        <w:tabs>
+          <w:tab w:val="num" w:pos="6480"/>
+        </w:tabs>
+        <w:ind w:left="6480" w:hanging="360"/>
+      </w:pPr>
+      <w:rPr>
+        <w:rFonts w:ascii="Wingdings" w:hAnsi="Wingdings" w:hint="default"/>
+        <w:sz w:val="20"/>
+      </w:rPr>
+    </w:lvl>
+  </w:abstractNum>
+  <w:abstractNum w:abstractNumId="6" w15:restartNumberingAfterBreak="0">
+    <w:nsid w:val="14675504"/>
+    <w:multiLevelType w:val="multilevel"/>
+    <w:tmpl w:val="A16C59B2"/>
+    <w:lvl w:ilvl="0">
+      <w:start w:val="1"/>
+      <w:numFmt w:val="bullet"/>
+      <w:lvlText w:val=""/>
+      <w:lvlJc w:val="left"/>
+      <w:pPr>
+        <w:tabs>
+          <w:tab w:val="num" w:pos="720"/>
+        </w:tabs>
+        <w:ind w:left="720" w:hanging="360"/>
+      </w:pPr>
+      <w:rPr>
+        <w:rFonts w:ascii="Symbol" w:hAnsi="Symbol" w:hint="default"/>
+        <w:sz w:val="20"/>
+      </w:rPr>
+    </w:lvl>
+    <w:lvl w:ilvl="1">
+      <w:start w:val="1"/>
+      <w:numFmt w:val="bullet"/>
+      <w:lvlText w:val="o"/>
+      <w:lvlJc w:val="left"/>
+      <w:pPr>
+        <w:tabs>
+          <w:tab w:val="num" w:pos="1440"/>
+        </w:tabs>
+        <w:ind w:left="1440" w:hanging="360"/>
+      </w:pPr>
+      <w:rPr>
+        <w:rFonts w:ascii="Courier New" w:hAnsi="Courier New" w:hint="default"/>
+        <w:sz w:val="20"/>
+      </w:rPr>
+    </w:lvl>
+    <w:lvl w:ilvl="2" w:tentative="1">
+      <w:start w:val="1"/>
+      <w:numFmt w:val="bullet"/>
+      <w:lvlText w:val=""/>
+      <w:lvlJc w:val="left"/>
+      <w:pPr>
+        <w:tabs>
+          <w:tab w:val="num" w:pos="2160"/>
+        </w:tabs>
+        <w:ind w:left="2160" w:hanging="360"/>
+      </w:pPr>
+      <w:rPr>
+        <w:rFonts w:ascii="Wingdings" w:hAnsi="Wingdings" w:hint="default"/>
+        <w:sz w:val="20"/>
+      </w:rPr>
+    </w:lvl>
+    <w:lvl w:ilvl="3" w:tentative="1">
+      <w:start w:val="1"/>
+      <w:numFmt w:val="bullet"/>
+      <w:lvlText w:val=""/>
+      <w:lvlJc w:val="left"/>
+      <w:pPr>
+        <w:tabs>
+          <w:tab w:val="num" w:pos="2880"/>
+        </w:tabs>
+        <w:ind w:left="2880" w:hanging="360"/>
+      </w:pPr>
+      <w:rPr>
+        <w:rFonts w:ascii="Wingdings" w:hAnsi="Wingdings" w:hint="default"/>
+        <w:sz w:val="20"/>
+      </w:rPr>
+    </w:lvl>
+    <w:lvl w:ilvl="4" w:tentative="1">
+      <w:start w:val="1"/>
+      <w:numFmt w:val="bullet"/>
+      <w:lvlText w:val=""/>
+      <w:lvlJc w:val="left"/>
+      <w:pPr>
+        <w:tabs>
+          <w:tab w:val="num" w:pos="3600"/>
+        </w:tabs>
+        <w:ind w:left="3600" w:hanging="360"/>
+      </w:pPr>
+      <w:rPr>
+        <w:rFonts w:ascii="Wingdings" w:hAnsi="Wingdings" w:hint="default"/>
+        <w:sz w:val="20"/>
+      </w:rPr>
+    </w:lvl>
+    <w:lvl w:ilvl="5" w:tentative="1">
+      <w:start w:val="1"/>
+      <w:numFmt w:val="bullet"/>
+      <w:lvlText w:val=""/>
+      <w:lvlJc w:val="left"/>
+      <w:pPr>
+        <w:tabs>
+          <w:tab w:val="num" w:pos="4320"/>
+        </w:tabs>
+        <w:ind w:left="4320" w:hanging="360"/>
+      </w:pPr>
+      <w:rPr>
+        <w:rFonts w:ascii="Wingdings" w:hAnsi="Wingdings" w:hint="default"/>
+        <w:sz w:val="20"/>
+      </w:rPr>
+    </w:lvl>
+    <w:lvl w:ilvl="6" w:tentative="1">
+      <w:start w:val="1"/>
+      <w:numFmt w:val="bullet"/>
+      <w:lvlText w:val=""/>
+      <w:lvlJc w:val="left"/>
+      <w:pPr>
+        <w:tabs>
+          <w:tab w:val="num" w:pos="5040"/>
+        </w:tabs>
+        <w:ind w:left="5040" w:hanging="360"/>
+      </w:pPr>
+      <w:rPr>
+        <w:rFonts w:ascii="Wingdings" w:hAnsi="Wingdings" w:hint="default"/>
+        <w:sz w:val="20"/>
+      </w:rPr>
+    </w:lvl>
+    <w:lvl w:ilvl="7" w:tentative="1">
+      <w:start w:val="1"/>
+      <w:numFmt w:val="bullet"/>
+      <w:lvlText w:val=""/>
+      <w:lvlJc w:val="left"/>
+      <w:pPr>
+        <w:tabs>
+          <w:tab w:val="num" w:pos="5760"/>
+        </w:tabs>
+        <w:ind w:left="5760" w:hanging="360"/>
+      </w:pPr>
+      <w:rPr>
+        <w:rFonts w:ascii="Wingdings" w:hAnsi="Wingdings" w:hint="default"/>
+        <w:sz w:val="20"/>
+      </w:rPr>
+    </w:lvl>
+    <w:lvl w:ilvl="8" w:tentative="1">
+      <w:start w:val="1"/>
+      <w:numFmt w:val="bullet"/>
+      <w:lvlText w:val=""/>
+      <w:lvlJc w:val="left"/>
+      <w:pPr>
+        <w:tabs>
+          <w:tab w:val="num" w:pos="6480"/>
+        </w:tabs>
+        <w:ind w:left="6480" w:hanging="360"/>
+      </w:pPr>
+      <w:rPr>
+        <w:rFonts w:ascii="Wingdings" w:hAnsi="Wingdings" w:hint="default"/>
+        <w:sz w:val="20"/>
+      </w:rPr>
+    </w:lvl>
+  </w:abstractNum>
+  <w:abstractNum w:abstractNumId="7" w15:restartNumberingAfterBreak="0">
+    <w:nsid w:val="244471B6"/>
+    <w:multiLevelType w:val="multilevel"/>
+    <w:tmpl w:val="2EF84E14"/>
+    <w:lvl w:ilvl="0">
+      <w:start w:val="1"/>
+      <w:numFmt w:val="bullet"/>
+      <w:lvlText w:val=""/>
+      <w:lvlJc w:val="left"/>
+      <w:pPr>
+        <w:tabs>
+          <w:tab w:val="num" w:pos="720"/>
+        </w:tabs>
+        <w:ind w:left="720" w:hanging="360"/>
+      </w:pPr>
+      <w:rPr>
+        <w:rFonts w:ascii="Symbol" w:hAnsi="Symbol" w:hint="default"/>
+        <w:sz w:val="20"/>
+      </w:rPr>
+    </w:lvl>
+    <w:lvl w:ilvl="1" w:tentative="1">
+      <w:start w:val="1"/>
+      <w:numFmt w:val="bullet"/>
+      <w:lvlText w:val="o"/>
+      <w:lvlJc w:val="left"/>
+      <w:pPr>
+        <w:tabs>
+          <w:tab w:val="num" w:pos="1440"/>
+        </w:tabs>
+        <w:ind w:left="1440" w:hanging="360"/>
+      </w:pPr>
+      <w:rPr>
+        <w:rFonts w:ascii="Courier New" w:hAnsi="Courier New" w:hint="default"/>
+        <w:sz w:val="20"/>
+      </w:rPr>
+    </w:lvl>
+    <w:lvl w:ilvl="2" w:tentative="1">
+      <w:start w:val="1"/>
+      <w:numFmt w:val="bullet"/>
+      <w:lvlText w:val=""/>
+      <w:lvlJc w:val="left"/>
+      <w:pPr>
+        <w:tabs>
+          <w:tab w:val="num" w:pos="2160"/>
+        </w:tabs>
+        <w:ind w:left="2160" w:hanging="360"/>
+      </w:pPr>
+      <w:rPr>
+        <w:rFonts w:ascii="Wingdings" w:hAnsi="Wingdings" w:hint="default"/>
+        <w:sz w:val="20"/>
+      </w:rPr>
+    </w:lvl>
+    <w:lvl w:ilvl="3" w:tentative="1">
+      <w:start w:val="1"/>
+      <w:numFmt w:val="bullet"/>
+      <w:lvlText w:val=""/>
+      <w:lvlJc w:val="left"/>
+      <w:pPr>
+        <w:tabs>
+          <w:tab w:val="num" w:pos="2880"/>
+        </w:tabs>
+        <w:ind w:left="2880" w:hanging="360"/>
+      </w:pPr>
+      <w:rPr>
+        <w:rFonts w:ascii="Wingdings" w:hAnsi="Wingdings" w:hint="default"/>
+        <w:sz w:val="20"/>
+      </w:rPr>
+    </w:lvl>
+    <w:lvl w:ilvl="4" w:tentative="1">
+      <w:start w:val="1"/>
+      <w:numFmt w:val="bullet"/>
+      <w:lvlText w:val=""/>
+      <w:lvlJc w:val="left"/>
+      <w:pPr>
+        <w:tabs>
+          <w:tab w:val="num" w:pos="3600"/>
+        </w:tabs>
+        <w:ind w:left="3600" w:hanging="360"/>
+      </w:pPr>
+      <w:rPr>
+        <w:rFonts w:ascii="Wingdings" w:hAnsi="Wingdings" w:hint="default"/>
+        <w:sz w:val="20"/>
+      </w:rPr>
+    </w:lvl>
+    <w:lvl w:ilvl="5" w:tentative="1">
+      <w:start w:val="1"/>
+      <w:numFmt w:val="bullet"/>
+      <w:lvlText w:val=""/>
+      <w:lvlJc w:val="left"/>
+      <w:pPr>
+        <w:tabs>
+          <w:tab w:val="num" w:pos="4320"/>
+        </w:tabs>
+        <w:ind w:left="4320" w:hanging="360"/>
+      </w:pPr>
+      <w:rPr>
+        <w:rFonts w:ascii="Wingdings" w:hAnsi="Wingdings" w:hint="default"/>
+        <w:sz w:val="20"/>
+      </w:rPr>
+    </w:lvl>
+    <w:lvl w:ilvl="6" w:tentative="1">
+      <w:start w:val="1"/>
+      <w:numFmt w:val="bullet"/>
+      <w:lvlText w:val=""/>
+      <w:lvlJc w:val="left"/>
+      <w:pPr>
+        <w:tabs>
+          <w:tab w:val="num" w:pos="5040"/>
+        </w:tabs>
+        <w:ind w:left="5040" w:hanging="360"/>
+      </w:pPr>
+      <w:rPr>
+        <w:rFonts w:ascii="Wingdings" w:hAnsi="Wingdings" w:hint="default"/>
+        <w:sz w:val="20"/>
+      </w:rPr>
+    </w:lvl>
+    <w:lvl w:ilvl="7" w:tentative="1">
+      <w:start w:val="1"/>
+      <w:numFmt w:val="bullet"/>
+      <w:lvlText w:val=""/>
+      <w:lvlJc w:val="left"/>
+      <w:pPr>
+        <w:tabs>
+          <w:tab w:val="num" w:pos="5760"/>
+        </w:tabs>
+        <w:ind w:left="5760" w:hanging="360"/>
+      </w:pPr>
+      <w:rPr>
+        <w:rFonts w:ascii="Wingdings" w:hAnsi="Wingdings" w:hint="default"/>
+        <w:sz w:val="20"/>
+      </w:rPr>
+    </w:lvl>
+    <w:lvl w:ilvl="8" w:tentative="1">
+      <w:start w:val="1"/>
+      <w:numFmt w:val="bullet"/>
+      <w:lvlText w:val=""/>
+      <w:lvlJc w:val="left"/>
+      <w:pPr>
+        <w:tabs>
+          <w:tab w:val="num" w:pos="6480"/>
+        </w:tabs>
+        <w:ind w:left="6480" w:hanging="360"/>
+      </w:pPr>
+      <w:rPr>
+        <w:rFonts w:ascii="Wingdings" w:hAnsi="Wingdings" w:hint="default"/>
+        <w:sz w:val="20"/>
+      </w:rPr>
+    </w:lvl>
+  </w:abstractNum>
+  <w:abstractNum w:abstractNumId="8" w15:restartNumberingAfterBreak="0">
+    <w:nsid w:val="29903C49"/>
+    <w:multiLevelType w:val="multilevel"/>
+    <w:tmpl w:val="D9B0DCD8"/>
+    <w:lvl w:ilvl="0">
+      <w:start w:val="1"/>
+      <w:numFmt w:val="bullet"/>
+      <w:lvlText w:val=""/>
+      <w:lvlJc w:val="left"/>
+      <w:pPr>
+        <w:tabs>
+          <w:tab w:val="num" w:pos="720"/>
+        </w:tabs>
+        <w:ind w:left="720" w:hanging="360"/>
+      </w:pPr>
+      <w:rPr>
+        <w:rFonts w:ascii="Symbol" w:hAnsi="Symbol" w:hint="default"/>
+        <w:sz w:val="20"/>
+      </w:rPr>
+    </w:lvl>
+    <w:lvl w:ilvl="1" w:tentative="1">
+      <w:start w:val="1"/>
+      <w:numFmt w:val="bullet"/>
+      <w:lvlText w:val="o"/>
+      <w:lvlJc w:val="left"/>
+      <w:pPr>
+        <w:tabs>
+          <w:tab w:val="num" w:pos="1440"/>
+        </w:tabs>
+        <w:ind w:left="1440" w:hanging="360"/>
+      </w:pPr>
+      <w:rPr>
+        <w:rFonts w:ascii="Courier New" w:hAnsi="Courier New" w:hint="default"/>
+        <w:sz w:val="20"/>
+      </w:rPr>
+    </w:lvl>
+    <w:lvl w:ilvl="2" w:tentative="1">
+      <w:start w:val="1"/>
+      <w:numFmt w:val="bullet"/>
+      <w:lvlText w:val=""/>
+      <w:lvlJc w:val="left"/>
+      <w:pPr>
+        <w:tabs>
+          <w:tab w:val="num" w:pos="2160"/>
+        </w:tabs>
+        <w:ind w:left="2160" w:hanging="360"/>
+      </w:pPr>
+      <w:rPr>
+        <w:rFonts w:ascii="Wingdings" w:hAnsi="Wingdings" w:hint="default"/>
+        <w:sz w:val="20"/>
+      </w:rPr>
+    </w:lvl>
+    <w:lvl w:ilvl="3" w:tentative="1">
+      <w:start w:val="1"/>
+      <w:numFmt w:val="bullet"/>
+      <w:lvlText w:val=""/>
+      <w:lvlJc w:val="left"/>
+      <w:pPr>
+        <w:tabs>
+          <w:tab w:val="num" w:pos="2880"/>
+        </w:tabs>
+        <w:ind w:left="2880" w:hanging="360"/>
+      </w:pPr>
+      <w:rPr>
+        <w:rFonts w:ascii="Wingdings" w:hAnsi="Wingdings" w:hint="default"/>
+        <w:sz w:val="20"/>
+      </w:rPr>
+    </w:lvl>
+    <w:lvl w:ilvl="4" w:tentative="1">
+      <w:start w:val="1"/>
+      <w:numFmt w:val="bullet"/>
+      <w:lvlText w:val=""/>
+      <w:lvlJc w:val="left"/>
+      <w:pPr>
+        <w:tabs>
+          <w:tab w:val="num" w:pos="3600"/>
+        </w:tabs>
+        <w:ind w:left="3600" w:hanging="360"/>
+      </w:pPr>
+      <w:rPr>
+        <w:rFonts w:ascii="Wingdings" w:hAnsi="Wingdings" w:hint="default"/>
+        <w:sz w:val="20"/>
+      </w:rPr>
+    </w:lvl>
+    <w:lvl w:ilvl="5" w:tentative="1">
+      <w:start w:val="1"/>
+      <w:numFmt w:val="bullet"/>
+      <w:lvlText w:val=""/>
+      <w:lvlJc w:val="left"/>
+      <w:pPr>
+        <w:tabs>
+          <w:tab w:val="num" w:pos="4320"/>
+        </w:tabs>
+        <w:ind w:left="4320" w:hanging="360"/>
+      </w:pPr>
+      <w:rPr>
+        <w:rFonts w:ascii="Wingdings" w:hAnsi="Wingdings" w:hint="default"/>
+        <w:sz w:val="20"/>
+      </w:rPr>
+    </w:lvl>
+    <w:lvl w:ilvl="6" w:tentative="1">
+      <w:start w:val="1"/>
+      <w:numFmt w:val="bullet"/>
+      <w:lvlText w:val=""/>
+      <w:lvlJc w:val="left"/>
+      <w:pPr>
+        <w:tabs>
+          <w:tab w:val="num" w:pos="5040"/>
+        </w:tabs>
+        <w:ind w:left="5040" w:hanging="360"/>
+      </w:pPr>
+      <w:rPr>
+        <w:rFonts w:ascii="Wingdings" w:hAnsi="Wingdings" w:hint="default"/>
+        <w:sz w:val="20"/>
+      </w:rPr>
+    </w:lvl>
+    <w:lvl w:ilvl="7" w:tentative="1">
+      <w:start w:val="1"/>
+      <w:numFmt w:val="bullet"/>
+      <w:lvlText w:val=""/>
+      <w:lvlJc w:val="left"/>
+      <w:pPr>
+        <w:tabs>
+          <w:tab w:val="num" w:pos="5760"/>
+        </w:tabs>
+        <w:ind w:left="5760" w:hanging="360"/>
+      </w:pPr>
+      <w:rPr>
+        <w:rFonts w:ascii="Wingdings" w:hAnsi="Wingdings" w:hint="default"/>
+        <w:sz w:val="20"/>
+      </w:rPr>
+    </w:lvl>
+    <w:lvl w:ilvl="8" w:tentative="1">
+      <w:start w:val="1"/>
+      <w:numFmt w:val="bullet"/>
+      <w:lvlText w:val=""/>
+      <w:lvlJc w:val="left"/>
+      <w:pPr>
+        <w:tabs>
+          <w:tab w:val="num" w:pos="6480"/>
+        </w:tabs>
+        <w:ind w:left="6480" w:hanging="360"/>
+      </w:pPr>
+      <w:rPr>
+        <w:rFonts w:ascii="Wingdings" w:hAnsi="Wingdings" w:hint="default"/>
+        <w:sz w:val="20"/>
+      </w:rPr>
+    </w:lvl>
+  </w:abstractNum>
+  <w:abstractNum w:abstractNumId="9" w15:restartNumberingAfterBreak="0">
+    <w:nsid w:val="34D455A3"/>
+    <w:multiLevelType w:val="multilevel"/>
+    <w:tmpl w:val="1042079A"/>
+    <w:lvl w:ilvl="0">
+      <w:start w:val="1"/>
+      <w:numFmt w:val="bullet"/>
+      <w:lvlText w:val=""/>
+      <w:lvlJc w:val="left"/>
+      <w:pPr>
+        <w:tabs>
+          <w:tab w:val="num" w:pos="720"/>
+        </w:tabs>
+        <w:ind w:left="720" w:hanging="360"/>
+      </w:pPr>
+      <w:rPr>
+        <w:rFonts w:ascii="Symbol" w:hAnsi="Symbol" w:hint="default"/>
+        <w:sz w:val="20"/>
+      </w:rPr>
+    </w:lvl>
+    <w:lvl w:ilvl="1">
+      <w:start w:val="1"/>
+      <w:numFmt w:val="bullet"/>
+      <w:lvlText w:val="o"/>
+      <w:lvlJc w:val="left"/>
+      <w:pPr>
+        <w:tabs>
+          <w:tab w:val="num" w:pos="1440"/>
+        </w:tabs>
+        <w:ind w:left="1440" w:hanging="360"/>
+      </w:pPr>
+      <w:rPr>
+        <w:rFonts w:ascii="Courier New" w:hAnsi="Courier New" w:hint="default"/>
+        <w:sz w:val="20"/>
+      </w:rPr>
+    </w:lvl>
+    <w:lvl w:ilvl="2" w:tentative="1">
+      <w:start w:val="1"/>
+      <w:numFmt w:val="bullet"/>
+      <w:lvlText w:val=""/>
+      <w:lvlJc w:val="left"/>
+      <w:pPr>
+        <w:tabs>
+          <w:tab w:val="num" w:pos="2160"/>
+        </w:tabs>
+        <w:ind w:left="2160" w:hanging="360"/>
+      </w:pPr>
+      <w:rPr>
+        <w:rFonts w:ascii="Wingdings" w:hAnsi="Wingdings" w:hint="default"/>
+        <w:sz w:val="20"/>
+      </w:rPr>
+    </w:lvl>
+    <w:lvl w:ilvl="3" w:tentative="1">
+      <w:start w:val="1"/>
+      <w:numFmt w:val="bullet"/>
+      <w:lvlText w:val=""/>
+      <w:lvlJc w:val="left"/>
+      <w:pPr>
+        <w:tabs>
+          <w:tab w:val="num" w:pos="2880"/>
+        </w:tabs>
+        <w:ind w:left="2880" w:hanging="360"/>
+      </w:pPr>
+      <w:rPr>
+        <w:rFonts w:ascii="Wingdings" w:hAnsi="Wingdings" w:hint="default"/>
+        <w:sz w:val="20"/>
+      </w:rPr>
+    </w:lvl>
+    <w:lvl w:ilvl="4" w:tentative="1">
+      <w:start w:val="1"/>
+      <w:numFmt w:val="bullet"/>
+      <w:lvlText w:val=""/>
+      <w:lvlJc w:val="left"/>
+      <w:pPr>
+        <w:tabs>
+          <w:tab w:val="num" w:pos="3600"/>
+        </w:tabs>
+        <w:ind w:left="3600" w:hanging="360"/>
+      </w:pPr>
+      <w:rPr>
+        <w:rFonts w:ascii="Wingdings" w:hAnsi="Wingdings" w:hint="default"/>
+        <w:sz w:val="20"/>
+      </w:rPr>
+    </w:lvl>
+    <w:lvl w:ilvl="5" w:tentative="1">
+      <w:start w:val="1"/>
+      <w:numFmt w:val="bullet"/>
+      <w:lvlText w:val=""/>
+      <w:lvlJc w:val="left"/>
+      <w:pPr>
+        <w:tabs>
+          <w:tab w:val="num" w:pos="4320"/>
+        </w:tabs>
+        <w:ind w:left="4320" w:hanging="360"/>
+      </w:pPr>
+      <w:rPr>
+        <w:rFonts w:ascii="Wingdings" w:hAnsi="Wingdings" w:hint="default"/>
+        <w:sz w:val="20"/>
+      </w:rPr>
+    </w:lvl>
+    <w:lvl w:ilvl="6" w:tentative="1">
+      <w:start w:val="1"/>
+      <w:numFmt w:val="bullet"/>
+      <w:lvlText w:val=""/>
+      <w:lvlJc w:val="left"/>
+      <w:pPr>
+        <w:tabs>
+          <w:tab w:val="num" w:pos="5040"/>
+        </w:tabs>
+        <w:ind w:left="5040" w:hanging="360"/>
+      </w:pPr>
+      <w:rPr>
+        <w:rFonts w:ascii="Wingdings" w:hAnsi="Wingdings" w:hint="default"/>
+        <w:sz w:val="20"/>
+      </w:rPr>
+    </w:lvl>
+    <w:lvl w:ilvl="7" w:tentative="1">
+      <w:start w:val="1"/>
+      <w:numFmt w:val="bullet"/>
+      <w:lvlText w:val=""/>
+      <w:lvlJc w:val="left"/>
+      <w:pPr>
+        <w:tabs>
+          <w:tab w:val="num" w:pos="5760"/>
+        </w:tabs>
+        <w:ind w:left="5760" w:hanging="360"/>
+      </w:pPr>
+      <w:rPr>
+        <w:rFonts w:ascii="Wingdings" w:hAnsi="Wingdings" w:hint="default"/>
+        <w:sz w:val="20"/>
+      </w:rPr>
+    </w:lvl>
+    <w:lvl w:ilvl="8" w:tentative="1">
+      <w:start w:val="1"/>
+      <w:numFmt w:val="bullet"/>
+      <w:lvlText w:val=""/>
+      <w:lvlJc w:val="left"/>
+      <w:pPr>
+        <w:tabs>
+          <w:tab w:val="num" w:pos="6480"/>
+        </w:tabs>
+        <w:ind w:left="6480" w:hanging="360"/>
+      </w:pPr>
+      <w:rPr>
+        <w:rFonts w:ascii="Wingdings" w:hAnsi="Wingdings" w:hint="default"/>
+        <w:sz w:val="20"/>
+      </w:rPr>
+    </w:lvl>
+  </w:abstractNum>
+  <w:abstractNum w:abstractNumId="10" w15:restartNumberingAfterBreak="0">
+    <w:nsid w:val="3708699A"/>
+    <w:multiLevelType w:val="multilevel"/>
+    <w:tmpl w:val="FF389458"/>
+    <w:lvl w:ilvl="0">
+      <w:start w:val="1"/>
+      <w:numFmt w:val="bullet"/>
+      <w:lvlText w:val=""/>
+      <w:lvlJc w:val="left"/>
+      <w:pPr>
+        <w:tabs>
+          <w:tab w:val="num" w:pos="720"/>
+        </w:tabs>
+        <w:ind w:left="720" w:hanging="360"/>
+      </w:pPr>
+      <w:rPr>
+        <w:rFonts w:ascii="Symbol" w:hAnsi="Symbol" w:hint="default"/>
+        <w:sz w:val="20"/>
+      </w:rPr>
+    </w:lvl>
+    <w:lvl w:ilvl="1" w:tentative="1">
+      <w:start w:val="1"/>
+      <w:numFmt w:val="bullet"/>
+      <w:lvlText w:val="o"/>
+      <w:lvlJc w:val="left"/>
+      <w:pPr>
+        <w:tabs>
+          <w:tab w:val="num" w:pos="1440"/>
+        </w:tabs>
+        <w:ind w:left="1440" w:hanging="360"/>
+      </w:pPr>
+      <w:rPr>
+        <w:rFonts w:ascii="Courier New" w:hAnsi="Courier New" w:hint="default"/>
+        <w:sz w:val="20"/>
+      </w:rPr>
+    </w:lvl>
+    <w:lvl w:ilvl="2" w:tentative="1">
+      <w:start w:val="1"/>
+      <w:numFmt w:val="bullet"/>
+      <w:lvlText w:val=""/>
+      <w:lvlJc w:val="left"/>
+      <w:pPr>
+        <w:tabs>
+          <w:tab w:val="num" w:pos="2160"/>
+        </w:tabs>
+        <w:ind w:left="2160" w:hanging="360"/>
+      </w:pPr>
+      <w:rPr>
+        <w:rFonts w:ascii="Wingdings" w:hAnsi="Wingdings" w:hint="default"/>
+        <w:sz w:val="20"/>
+      </w:rPr>
+    </w:lvl>
+    <w:lvl w:ilvl="3" w:tentative="1">
+      <w:start w:val="1"/>
+      <w:numFmt w:val="bullet"/>
+      <w:lvlText w:val=""/>
+      <w:lvlJc w:val="left"/>
+      <w:pPr>
+        <w:tabs>
+          <w:tab w:val="num" w:pos="2880"/>
+        </w:tabs>
+        <w:ind w:left="2880" w:hanging="360"/>
+      </w:pPr>
+      <w:rPr>
+        <w:rFonts w:ascii="Wingdings" w:hAnsi="Wingdings" w:hint="default"/>
+        <w:sz w:val="20"/>
+      </w:rPr>
+    </w:lvl>
+    <w:lvl w:ilvl="4" w:tentative="1">
+      <w:start w:val="1"/>
+      <w:numFmt w:val="bullet"/>
+      <w:lvlText w:val=""/>
+      <w:lvlJc w:val="left"/>
+      <w:pPr>
+        <w:tabs>
+          <w:tab w:val="num" w:pos="3600"/>
+        </w:tabs>
+        <w:ind w:left="3600" w:hanging="360"/>
+      </w:pPr>
+      <w:rPr>
+        <w:rFonts w:ascii="Wingdings" w:hAnsi="Wingdings" w:hint="default"/>
+        <w:sz w:val="20"/>
+      </w:rPr>
+    </w:lvl>
+    <w:lvl w:ilvl="5" w:tentative="1">
+      <w:start w:val="1"/>
+      <w:numFmt w:val="bullet"/>
+      <w:lvlText w:val=""/>
+      <w:lvlJc w:val="left"/>
+      <w:pPr>
+        <w:tabs>
+          <w:tab w:val="num" w:pos="4320"/>
+        </w:tabs>
+        <w:ind w:left="4320" w:hanging="360"/>
+      </w:pPr>
+      <w:rPr>
+        <w:rFonts w:ascii="Wingdings" w:hAnsi="Wingdings" w:hint="default"/>
+        <w:sz w:val="20"/>
+      </w:rPr>
+    </w:lvl>
+    <w:lvl w:ilvl="6" w:tentative="1">
+      <w:start w:val="1"/>
+      <w:numFmt w:val="bullet"/>
+      <w:lvlText w:val=""/>
+      <w:lvlJc w:val="left"/>
+      <w:pPr>
+        <w:tabs>
+          <w:tab w:val="num" w:pos="5040"/>
+        </w:tabs>
+        <w:ind w:left="5040" w:hanging="360"/>
+      </w:pPr>
+      <w:rPr>
+        <w:rFonts w:ascii="Wingdings" w:hAnsi="Wingdings" w:hint="default"/>
+        <w:sz w:val="20"/>
+      </w:rPr>
+    </w:lvl>
+    <w:lvl w:ilvl="7" w:tentative="1">
+      <w:start w:val="1"/>
+      <w:numFmt w:val="bullet"/>
+      <w:lvlText w:val=""/>
+      <w:lvlJc w:val="left"/>
+      <w:pPr>
+        <w:tabs>
+          <w:tab w:val="num" w:pos="5760"/>
+        </w:tabs>
+        <w:ind w:left="5760" w:hanging="360"/>
+      </w:pPr>
+      <w:rPr>
+        <w:rFonts w:ascii="Wingdings" w:hAnsi="Wingdings" w:hint="default"/>
+        <w:sz w:val="20"/>
+      </w:rPr>
+    </w:lvl>
+    <w:lvl w:ilvl="8" w:tentative="1">
+      <w:start w:val="1"/>
+      <w:numFmt w:val="bullet"/>
+      <w:lvlText w:val=""/>
+      <w:lvlJc w:val="left"/>
+      <w:pPr>
+        <w:tabs>
+          <w:tab w:val="num" w:pos="6480"/>
+        </w:tabs>
+        <w:ind w:left="6480" w:hanging="360"/>
+      </w:pPr>
+      <w:rPr>
+        <w:rFonts w:ascii="Wingdings" w:hAnsi="Wingdings" w:hint="default"/>
+        <w:sz w:val="20"/>
+      </w:rPr>
+    </w:lvl>
+  </w:abstractNum>
+  <w:abstractNum w:abstractNumId="11" w15:restartNumberingAfterBreak="0">
+    <w:nsid w:val="3E3C4A33"/>
+    <w:multiLevelType w:val="multilevel"/>
+    <w:tmpl w:val="90569BA2"/>
+    <w:lvl w:ilvl="0">
+      <w:start w:val="1"/>
+      <w:numFmt w:val="bullet"/>
+      <w:lvlText w:val=""/>
+      <w:lvlJc w:val="left"/>
+      <w:pPr>
+        <w:tabs>
+          <w:tab w:val="num" w:pos="720"/>
+        </w:tabs>
+        <w:ind w:left="720" w:hanging="360"/>
+      </w:pPr>
+      <w:rPr>
+        <w:rFonts w:ascii="Symbol" w:hAnsi="Symbol" w:hint="default"/>
+        <w:sz w:val="20"/>
+      </w:rPr>
+    </w:lvl>
+    <w:lvl w:ilvl="1" w:tentative="1">
+      <w:start w:val="1"/>
+      <w:numFmt w:val="bullet"/>
+      <w:lvlText w:val="o"/>
+      <w:lvlJc w:val="left"/>
+      <w:pPr>
+        <w:tabs>
+          <w:tab w:val="num" w:pos="1440"/>
+        </w:tabs>
+        <w:ind w:left="1440" w:hanging="360"/>
+      </w:pPr>
+      <w:rPr>
+        <w:rFonts w:ascii="Courier New" w:hAnsi="Courier New" w:hint="default"/>
+        <w:sz w:val="20"/>
+      </w:rPr>
+    </w:lvl>
+    <w:lvl w:ilvl="2" w:tentative="1">
+      <w:start w:val="1"/>
+      <w:numFmt w:val="bullet"/>
+      <w:lvlText w:val=""/>
+      <w:lvlJc w:val="left"/>
+      <w:pPr>
+        <w:tabs>
+          <w:tab w:val="num" w:pos="2160"/>
+        </w:tabs>
+        <w:ind w:left="2160" w:hanging="360"/>
+      </w:pPr>
+      <w:rPr>
+        <w:rFonts w:ascii="Wingdings" w:hAnsi="Wingdings" w:hint="default"/>
+        <w:sz w:val="20"/>
+      </w:rPr>
+    </w:lvl>
+    <w:lvl w:ilvl="3" w:tentative="1">
+      <w:start w:val="1"/>
+      <w:numFmt w:val="bullet"/>
+      <w:lvlText w:val=""/>
+      <w:lvlJc w:val="left"/>
+      <w:pPr>
+        <w:tabs>
+          <w:tab w:val="num" w:pos="2880"/>
+        </w:tabs>
+        <w:ind w:left="2880" w:hanging="360"/>
+      </w:pPr>
+      <w:rPr>
+        <w:rFonts w:ascii="Wingdings" w:hAnsi="Wingdings" w:hint="default"/>
+        <w:sz w:val="20"/>
+      </w:rPr>
+    </w:lvl>
+    <w:lvl w:ilvl="4" w:tentative="1">
+      <w:start w:val="1"/>
+      <w:numFmt w:val="bullet"/>
+      <w:lvlText w:val=""/>
+      <w:lvlJc w:val="left"/>
+      <w:pPr>
+        <w:tabs>
+          <w:tab w:val="num" w:pos="3600"/>
+        </w:tabs>
+        <w:ind w:left="3600" w:hanging="360"/>
+      </w:pPr>
+      <w:rPr>
+        <w:rFonts w:ascii="Wingdings" w:hAnsi="Wingdings" w:hint="default"/>
+        <w:sz w:val="20"/>
+      </w:rPr>
+    </w:lvl>
+    <w:lvl w:ilvl="5" w:tentative="1">
+      <w:start w:val="1"/>
+      <w:numFmt w:val="bullet"/>
+      <w:lvlText w:val=""/>
+      <w:lvlJc w:val="left"/>
+      <w:pPr>
+        <w:tabs>
+          <w:tab w:val="num" w:pos="4320"/>
+        </w:tabs>
+        <w:ind w:left="4320" w:hanging="360"/>
+      </w:pPr>
+      <w:rPr>
+        <w:rFonts w:ascii="Wingdings" w:hAnsi="Wingdings" w:hint="default"/>
+        <w:sz w:val="20"/>
+      </w:rPr>
+    </w:lvl>
+    <w:lvl w:ilvl="6" w:tentative="1">
+      <w:start w:val="1"/>
+      <w:numFmt w:val="bullet"/>
+      <w:lvlText w:val=""/>
+      <w:lvlJc w:val="left"/>
+      <w:pPr>
+        <w:tabs>
+          <w:tab w:val="num" w:pos="5040"/>
+        </w:tabs>
+        <w:ind w:left="5040" w:hanging="360"/>
+      </w:pPr>
+      <w:rPr>
+        <w:rFonts w:ascii="Wingdings" w:hAnsi="Wingdings" w:hint="default"/>
+        <w:sz w:val="20"/>
+      </w:rPr>
+    </w:lvl>
+    <w:lvl w:ilvl="7" w:tentative="1">
+      <w:start w:val="1"/>
+      <w:numFmt w:val="bullet"/>
+      <w:lvlText w:val=""/>
+      <w:lvlJc w:val="left"/>
+      <w:pPr>
+        <w:tabs>
+          <w:tab w:val="num" w:pos="5760"/>
+        </w:tabs>
+        <w:ind w:left="5760" w:hanging="360"/>
+      </w:pPr>
+      <w:rPr>
+        <w:rFonts w:ascii="Wingdings" w:hAnsi="Wingdings" w:hint="default"/>
+        <w:sz w:val="20"/>
+      </w:rPr>
+    </w:lvl>
+    <w:lvl w:ilvl="8" w:tentative="1">
+      <w:start w:val="1"/>
+      <w:numFmt w:val="bullet"/>
+      <w:lvlText w:val=""/>
+      <w:lvlJc w:val="left"/>
+      <w:pPr>
+        <w:tabs>
+          <w:tab w:val="num" w:pos="6480"/>
+        </w:tabs>
+        <w:ind w:left="6480" w:hanging="360"/>
+      </w:pPr>
+      <w:rPr>
+        <w:rFonts w:ascii="Wingdings" w:hAnsi="Wingdings" w:hint="default"/>
+        <w:sz w:val="20"/>
+      </w:rPr>
+    </w:lvl>
+  </w:abstractNum>
+  <w:abstractNum w:abstractNumId="12" w15:restartNumberingAfterBreak="0">
+    <w:nsid w:val="47EE49F1"/>
+    <w:multiLevelType w:val="multilevel"/>
+    <w:tmpl w:val="D1E27A64"/>
+    <w:lvl w:ilvl="0">
+      <w:start w:val="1"/>
+      <w:numFmt w:val="bullet"/>
+      <w:lvlText w:val=""/>
+      <w:lvlJc w:val="left"/>
+      <w:pPr>
+        <w:tabs>
+          <w:tab w:val="num" w:pos="720"/>
+        </w:tabs>
+        <w:ind w:left="720" w:hanging="360"/>
+      </w:pPr>
+      <w:rPr>
+        <w:rFonts w:ascii="Symbol" w:hAnsi="Symbol" w:hint="default"/>
+        <w:sz w:val="20"/>
+      </w:rPr>
+    </w:lvl>
+    <w:lvl w:ilvl="1">
+      <w:start w:val="1"/>
+      <w:numFmt w:val="bullet"/>
+      <w:lvlText w:val="o"/>
+      <w:lvlJc w:val="left"/>
+      <w:pPr>
+        <w:tabs>
+          <w:tab w:val="num" w:pos="1440"/>
+        </w:tabs>
+        <w:ind w:left="1440" w:hanging="360"/>
+      </w:pPr>
+      <w:rPr>
+        <w:rFonts w:ascii="Courier New" w:hAnsi="Courier New" w:hint="default"/>
+        <w:sz w:val="20"/>
+      </w:rPr>
+    </w:lvl>
+    <w:lvl w:ilvl="2" w:tentative="1">
+      <w:start w:val="1"/>
+      <w:numFmt w:val="bullet"/>
+      <w:lvlText w:val=""/>
+      <w:lvlJc w:val="left"/>
+      <w:pPr>
+        <w:tabs>
+          <w:tab w:val="num" w:pos="2160"/>
+        </w:tabs>
+        <w:ind w:left="2160" w:hanging="360"/>
+      </w:pPr>
+      <w:rPr>
+        <w:rFonts w:ascii="Wingdings" w:hAnsi="Wingdings" w:hint="default"/>
+        <w:sz w:val="20"/>
+      </w:rPr>
+    </w:lvl>
+    <w:lvl w:ilvl="3" w:tentative="1">
+      <w:start w:val="1"/>
+      <w:numFmt w:val="bullet"/>
+      <w:lvlText w:val=""/>
+      <w:lvlJc w:val="left"/>
+      <w:pPr>
+        <w:tabs>
+          <w:tab w:val="num" w:pos="2880"/>
+        </w:tabs>
+        <w:ind w:left="2880" w:hanging="360"/>
+      </w:pPr>
+      <w:rPr>
+        <w:rFonts w:ascii="Wingdings" w:hAnsi="Wingdings" w:hint="default"/>
+        <w:sz w:val="20"/>
+      </w:rPr>
+    </w:lvl>
+    <w:lvl w:ilvl="4" w:tentative="1">
+      <w:start w:val="1"/>
+      <w:numFmt w:val="bullet"/>
+      <w:lvlText w:val=""/>
+      <w:lvlJc w:val="left"/>
+      <w:pPr>
+        <w:tabs>
+          <w:tab w:val="num" w:pos="3600"/>
+        </w:tabs>
+        <w:ind w:left="3600" w:hanging="360"/>
+      </w:pPr>
+      <w:rPr>
+        <w:rFonts w:ascii="Wingdings" w:hAnsi="Wingdings" w:hint="default"/>
+        <w:sz w:val="20"/>
+      </w:rPr>
+    </w:lvl>
+    <w:lvl w:ilvl="5" w:tentative="1">
+      <w:start w:val="1"/>
+      <w:numFmt w:val="bullet"/>
+      <w:lvlText w:val=""/>
+      <w:lvlJc w:val="left"/>
+      <w:pPr>
+        <w:tabs>
+          <w:tab w:val="num" w:pos="4320"/>
+        </w:tabs>
+        <w:ind w:left="4320" w:hanging="360"/>
+      </w:pPr>
+      <w:rPr>
+        <w:rFonts w:ascii="Wingdings" w:hAnsi="Wingdings" w:hint="default"/>
+        <w:sz w:val="20"/>
+      </w:rPr>
+    </w:lvl>
+    <w:lvl w:ilvl="6" w:tentative="1">
+      <w:start w:val="1"/>
+      <w:numFmt w:val="bullet"/>
+      <w:lvlText w:val=""/>
+      <w:lvlJc w:val="left"/>
+      <w:pPr>
+        <w:tabs>
+          <w:tab w:val="num" w:pos="5040"/>
+        </w:tabs>
+        <w:ind w:left="5040" w:hanging="360"/>
+      </w:pPr>
+      <w:rPr>
+        <w:rFonts w:ascii="Wingdings" w:hAnsi="Wingdings" w:hint="default"/>
+        <w:sz w:val="20"/>
+      </w:rPr>
+    </w:lvl>
+    <w:lvl w:ilvl="7" w:tentative="1">
+      <w:start w:val="1"/>
+      <w:numFmt w:val="bullet"/>
+      <w:lvlText w:val=""/>
+      <w:lvlJc w:val="left"/>
+      <w:pPr>
+        <w:tabs>
+          <w:tab w:val="num" w:pos="5760"/>
+        </w:tabs>
+        <w:ind w:left="5760" w:hanging="360"/>
+      </w:pPr>
+      <w:rPr>
+        <w:rFonts w:ascii="Wingdings" w:hAnsi="Wingdings" w:hint="default"/>
+        <w:sz w:val="20"/>
+      </w:rPr>
+    </w:lvl>
+    <w:lvl w:ilvl="8" w:tentative="1">
+      <w:start w:val="1"/>
+      <w:numFmt w:val="bullet"/>
+      <w:lvlText w:val=""/>
+      <w:lvlJc w:val="left"/>
+      <w:pPr>
+        <w:tabs>
+          <w:tab w:val="num" w:pos="6480"/>
+        </w:tabs>
+        <w:ind w:left="6480" w:hanging="360"/>
+      </w:pPr>
+      <w:rPr>
+        <w:rFonts w:ascii="Wingdings" w:hAnsi="Wingdings" w:hint="default"/>
+        <w:sz w:val="20"/>
+      </w:rPr>
+    </w:lvl>
+  </w:abstractNum>
+  <w:abstractNum w:abstractNumId="13" w15:restartNumberingAfterBreak="0">
+    <w:nsid w:val="50C13398"/>
+    <w:multiLevelType w:val="multilevel"/>
+    <w:tmpl w:val="27ECFA24"/>
+    <w:lvl w:ilvl="0">
+      <w:start w:val="1"/>
+      <w:numFmt w:val="bullet"/>
+      <w:lvlText w:val=""/>
+      <w:lvlJc w:val="left"/>
+      <w:pPr>
+        <w:tabs>
+          <w:tab w:val="num" w:pos="720"/>
+        </w:tabs>
+        <w:ind w:left="720" w:hanging="360"/>
+      </w:pPr>
+      <w:rPr>
+        <w:rFonts w:ascii="Symbol" w:hAnsi="Symbol" w:hint="default"/>
+        <w:sz w:val="20"/>
+      </w:rPr>
+    </w:lvl>
+    <w:lvl w:ilvl="1">
+      <w:start w:val="1"/>
+      <w:numFmt w:val="bullet"/>
+      <w:lvlText w:val="o"/>
+      <w:lvlJc w:val="left"/>
+      <w:pPr>
+        <w:tabs>
+          <w:tab w:val="num" w:pos="1440"/>
+        </w:tabs>
+        <w:ind w:left="1440" w:hanging="360"/>
+      </w:pPr>
+      <w:rPr>
+        <w:rFonts w:ascii="Courier New" w:hAnsi="Courier New" w:hint="default"/>
+        <w:sz w:val="20"/>
+      </w:rPr>
+    </w:lvl>
+    <w:lvl w:ilvl="2" w:tentative="1">
+      <w:start w:val="1"/>
+      <w:numFmt w:val="bullet"/>
+      <w:lvlText w:val=""/>
+      <w:lvlJc w:val="left"/>
+      <w:pPr>
+        <w:tabs>
+          <w:tab w:val="num" w:pos="2160"/>
+        </w:tabs>
+        <w:ind w:left="2160" w:hanging="360"/>
+      </w:pPr>
+      <w:rPr>
+        <w:rFonts w:ascii="Wingdings" w:hAnsi="Wingdings" w:hint="default"/>
+        <w:sz w:val="20"/>
+      </w:rPr>
+    </w:lvl>
+    <w:lvl w:ilvl="3" w:tentative="1">
+      <w:start w:val="1"/>
+      <w:numFmt w:val="bullet"/>
+      <w:lvlText w:val=""/>
+      <w:lvlJc w:val="left"/>
+      <w:pPr>
+        <w:tabs>
+          <w:tab w:val="num" w:pos="2880"/>
+        </w:tabs>
+        <w:ind w:left="2880" w:hanging="360"/>
+      </w:pPr>
+      <w:rPr>
+        <w:rFonts w:ascii="Wingdings" w:hAnsi="Wingdings" w:hint="default"/>
+        <w:sz w:val="20"/>
+      </w:rPr>
+    </w:lvl>
+    <w:lvl w:ilvl="4" w:tentative="1">
+      <w:start w:val="1"/>
+      <w:numFmt w:val="bullet"/>
+      <w:lvlText w:val=""/>
+      <w:lvlJc w:val="left"/>
+      <w:pPr>
+        <w:tabs>
+          <w:tab w:val="num" w:pos="3600"/>
+        </w:tabs>
+        <w:ind w:left="3600" w:hanging="360"/>
+      </w:pPr>
+      <w:rPr>
+        <w:rFonts w:ascii="Wingdings" w:hAnsi="Wingdings" w:hint="default"/>
+        <w:sz w:val="20"/>
+      </w:rPr>
+    </w:lvl>
+    <w:lvl w:ilvl="5" w:tentative="1">
+      <w:start w:val="1"/>
+      <w:numFmt w:val="bullet"/>
+      <w:lvlText w:val=""/>
+      <w:lvlJc w:val="left"/>
+      <w:pPr>
+        <w:tabs>
+          <w:tab w:val="num" w:pos="4320"/>
+        </w:tabs>
+        <w:ind w:left="4320" w:hanging="360"/>
+      </w:pPr>
+      <w:rPr>
+        <w:rFonts w:ascii="Wingdings" w:hAnsi="Wingdings" w:hint="default"/>
+        <w:sz w:val="20"/>
+      </w:rPr>
+    </w:lvl>
+    <w:lvl w:ilvl="6" w:tentative="1">
+      <w:start w:val="1"/>
+      <w:numFmt w:val="bullet"/>
+      <w:lvlText w:val=""/>
+      <w:lvlJc w:val="left"/>
+      <w:pPr>
+        <w:tabs>
+          <w:tab w:val="num" w:pos="5040"/>
+        </w:tabs>
+        <w:ind w:left="5040" w:hanging="360"/>
+      </w:pPr>
+      <w:rPr>
+        <w:rFonts w:ascii="Wingdings" w:hAnsi="Wingdings" w:hint="default"/>
+        <w:sz w:val="20"/>
+      </w:rPr>
+    </w:lvl>
+    <w:lvl w:ilvl="7" w:tentative="1">
+      <w:start w:val="1"/>
+      <w:numFmt w:val="bullet"/>
+      <w:lvlText w:val=""/>
+      <w:lvlJc w:val="left"/>
+      <w:pPr>
+        <w:tabs>
+          <w:tab w:val="num" w:pos="5760"/>
+        </w:tabs>
+        <w:ind w:left="5760" w:hanging="360"/>
+      </w:pPr>
+      <w:rPr>
+        <w:rFonts w:ascii="Wingdings" w:hAnsi="Wingdings" w:hint="default"/>
+        <w:sz w:val="20"/>
+      </w:rPr>
+    </w:lvl>
+    <w:lvl w:ilvl="8" w:tentative="1">
+      <w:start w:val="1"/>
+      <w:numFmt w:val="bullet"/>
+      <w:lvlText w:val=""/>
+      <w:lvlJc w:val="left"/>
+      <w:pPr>
+        <w:tabs>
+          <w:tab w:val="num" w:pos="6480"/>
+        </w:tabs>
+        <w:ind w:left="6480" w:hanging="360"/>
+      </w:pPr>
+      <w:rPr>
+        <w:rFonts w:ascii="Wingdings" w:hAnsi="Wingdings" w:hint="default"/>
+        <w:sz w:val="20"/>
+      </w:rPr>
+    </w:lvl>
+  </w:abstractNum>
+  <w:abstractNum w:abstractNumId="14" w15:restartNumberingAfterBreak="0">
+    <w:nsid w:val="58B1380C"/>
+    <w:multiLevelType w:val="multilevel"/>
+    <w:tmpl w:val="E31A214A"/>
+    <w:lvl w:ilvl="0">
+      <w:start w:val="1"/>
+      <w:numFmt w:val="bullet"/>
+      <w:lvlText w:val=""/>
+      <w:lvlJc w:val="left"/>
+      <w:pPr>
+        <w:tabs>
+          <w:tab w:val="num" w:pos="720"/>
+        </w:tabs>
+        <w:ind w:left="720" w:hanging="360"/>
+      </w:pPr>
+      <w:rPr>
+        <w:rFonts w:ascii="Symbol" w:hAnsi="Symbol" w:hint="default"/>
+        <w:sz w:val="20"/>
+      </w:rPr>
+    </w:lvl>
+    <w:lvl w:ilvl="1">
+      <w:start w:val="1"/>
+      <w:numFmt w:val="bullet"/>
+      <w:lvlText w:val="o"/>
+      <w:lvlJc w:val="left"/>
+      <w:pPr>
+        <w:tabs>
+          <w:tab w:val="num" w:pos="1440"/>
+        </w:tabs>
+        <w:ind w:left="1440" w:hanging="360"/>
+      </w:pPr>
+      <w:rPr>
+        <w:rFonts w:ascii="Courier New" w:hAnsi="Courier New" w:hint="default"/>
+        <w:sz w:val="20"/>
+      </w:rPr>
+    </w:lvl>
+    <w:lvl w:ilvl="2" w:tentative="1">
+      <w:start w:val="1"/>
+      <w:numFmt w:val="bullet"/>
+      <w:lvlText w:val=""/>
+      <w:lvlJc w:val="left"/>
+      <w:pPr>
+        <w:tabs>
+          <w:tab w:val="num" w:pos="2160"/>
+        </w:tabs>
+        <w:ind w:left="2160" w:hanging="360"/>
+      </w:pPr>
+      <w:rPr>
+        <w:rFonts w:ascii="Wingdings" w:hAnsi="Wingdings" w:hint="default"/>
+        <w:sz w:val="20"/>
+      </w:rPr>
+    </w:lvl>
+    <w:lvl w:ilvl="3" w:tentative="1">
+      <w:start w:val="1"/>
+      <w:numFmt w:val="bullet"/>
+      <w:lvlText w:val=""/>
+      <w:lvlJc w:val="left"/>
+      <w:pPr>
+        <w:tabs>
+          <w:tab w:val="num" w:pos="2880"/>
+        </w:tabs>
+        <w:ind w:left="2880" w:hanging="360"/>
+      </w:pPr>
+      <w:rPr>
+        <w:rFonts w:ascii="Wingdings" w:hAnsi="Wingdings" w:hint="default"/>
+        <w:sz w:val="20"/>
+      </w:rPr>
+    </w:lvl>
+    <w:lvl w:ilvl="4" w:tentative="1">
+      <w:start w:val="1"/>
+      <w:numFmt w:val="bullet"/>
+      <w:lvlText w:val=""/>
+      <w:lvlJc w:val="left"/>
+      <w:pPr>
+        <w:tabs>
+          <w:tab w:val="num" w:pos="3600"/>
+        </w:tabs>
+        <w:ind w:left="3600" w:hanging="360"/>
+      </w:pPr>
+      <w:rPr>
+        <w:rFonts w:ascii="Wingdings" w:hAnsi="Wingdings" w:hint="default"/>
+        <w:sz w:val="20"/>
+      </w:rPr>
+    </w:lvl>
+    <w:lvl w:ilvl="5" w:tentative="1">
+      <w:start w:val="1"/>
+      <w:numFmt w:val="bullet"/>
+      <w:lvlText w:val=""/>
+      <w:lvlJc w:val="left"/>
+      <w:pPr>
+        <w:tabs>
+          <w:tab w:val="num" w:pos="4320"/>
+        </w:tabs>
+        <w:ind w:left="4320" w:hanging="360"/>
+      </w:pPr>
+      <w:rPr>
+        <w:rFonts w:ascii="Wingdings" w:hAnsi="Wingdings" w:hint="default"/>
+        <w:sz w:val="20"/>
+      </w:rPr>
+    </w:lvl>
+    <w:lvl w:ilvl="6" w:tentative="1">
+      <w:start w:val="1"/>
+      <w:numFmt w:val="bullet"/>
+      <w:lvlText w:val=""/>
+      <w:lvlJc w:val="left"/>
+      <w:pPr>
+        <w:tabs>
+          <w:tab w:val="num" w:pos="5040"/>
+        </w:tabs>
+        <w:ind w:left="5040" w:hanging="360"/>
+      </w:pPr>
+      <w:rPr>
+        <w:rFonts w:ascii="Wingdings" w:hAnsi="Wingdings" w:hint="default"/>
+        <w:sz w:val="20"/>
+      </w:rPr>
+    </w:lvl>
+    <w:lvl w:ilvl="7" w:tentative="1">
+      <w:start w:val="1"/>
+      <w:numFmt w:val="bullet"/>
+      <w:lvlText w:val=""/>
+      <w:lvlJc w:val="left"/>
+      <w:pPr>
+        <w:tabs>
+          <w:tab w:val="num" w:pos="5760"/>
+        </w:tabs>
+        <w:ind w:left="5760" w:hanging="360"/>
+      </w:pPr>
+      <w:rPr>
+        <w:rFonts w:ascii="Wingdings" w:hAnsi="Wingdings" w:hint="default"/>
+        <w:sz w:val="20"/>
+      </w:rPr>
+    </w:lvl>
+    <w:lvl w:ilvl="8" w:tentative="1">
+      <w:start w:val="1"/>
+      <w:numFmt w:val="bullet"/>
+      <w:lvlText w:val=""/>
+      <w:lvlJc w:val="left"/>
+      <w:pPr>
+        <w:tabs>
+          <w:tab w:val="num" w:pos="6480"/>
+        </w:tabs>
+        <w:ind w:left="6480" w:hanging="360"/>
+      </w:pPr>
+      <w:rPr>
+        <w:rFonts w:ascii="Wingdings" w:hAnsi="Wingdings" w:hint="default"/>
+        <w:sz w:val="20"/>
+      </w:rPr>
+    </w:lvl>
+  </w:abstractNum>
+  <w:abstractNum w:abstractNumId="15" w15:restartNumberingAfterBreak="0">
+    <w:nsid w:val="5B7C6814"/>
+    <w:multiLevelType w:val="multilevel"/>
+    <w:tmpl w:val="1EE48394"/>
+    <w:lvl w:ilvl="0">
+      <w:start w:val="1"/>
+      <w:numFmt w:val="bullet"/>
+      <w:lvlText w:val=""/>
+      <w:lvlJc w:val="left"/>
+      <w:pPr>
+        <w:tabs>
+          <w:tab w:val="num" w:pos="720"/>
+        </w:tabs>
+        <w:ind w:left="720" w:hanging="360"/>
+      </w:pPr>
+      <w:rPr>
+        <w:rFonts w:ascii="Symbol" w:hAnsi="Symbol" w:hint="default"/>
+        <w:sz w:val="20"/>
+      </w:rPr>
+    </w:lvl>
+    <w:lvl w:ilvl="1">
+      <w:start w:val="1"/>
+      <w:numFmt w:val="bullet"/>
+      <w:lvlText w:val="o"/>
+      <w:lvlJc w:val="left"/>
+      <w:pPr>
+        <w:tabs>
+          <w:tab w:val="num" w:pos="1440"/>
+        </w:tabs>
+        <w:ind w:left="1440" w:hanging="360"/>
+      </w:pPr>
+      <w:rPr>
+        <w:rFonts w:ascii="Courier New" w:hAnsi="Courier New" w:hint="default"/>
+        <w:sz w:val="20"/>
+      </w:rPr>
+    </w:lvl>
+    <w:lvl w:ilvl="2" w:tentative="1">
+      <w:start w:val="1"/>
+      <w:numFmt w:val="bullet"/>
+      <w:lvlText w:val=""/>
+      <w:lvlJc w:val="left"/>
+      <w:pPr>
+        <w:tabs>
+          <w:tab w:val="num" w:pos="2160"/>
+        </w:tabs>
+        <w:ind w:left="2160" w:hanging="360"/>
+      </w:pPr>
+      <w:rPr>
+        <w:rFonts w:ascii="Wingdings" w:hAnsi="Wingdings" w:hint="default"/>
+        <w:sz w:val="20"/>
+      </w:rPr>
+    </w:lvl>
+    <w:lvl w:ilvl="3" w:tentative="1">
+      <w:start w:val="1"/>
+      <w:numFmt w:val="bullet"/>
+      <w:lvlText w:val=""/>
+      <w:lvlJc w:val="left"/>
+      <w:pPr>
+        <w:tabs>
+          <w:tab w:val="num" w:pos="2880"/>
+        </w:tabs>
+        <w:ind w:left="2880" w:hanging="360"/>
+      </w:pPr>
+      <w:rPr>
+        <w:rFonts w:ascii="Wingdings" w:hAnsi="Wingdings" w:hint="default"/>
+        <w:sz w:val="20"/>
+      </w:rPr>
+    </w:lvl>
+    <w:lvl w:ilvl="4" w:tentative="1">
+      <w:start w:val="1"/>
+      <w:numFmt w:val="bullet"/>
+      <w:lvlText w:val=""/>
+      <w:lvlJc w:val="left"/>
+      <w:pPr>
+        <w:tabs>
+          <w:tab w:val="num" w:pos="3600"/>
+        </w:tabs>
+        <w:ind w:left="3600" w:hanging="360"/>
+      </w:pPr>
+      <w:rPr>
+        <w:rFonts w:ascii="Wingdings" w:hAnsi="Wingdings" w:hint="default"/>
+        <w:sz w:val="20"/>
+      </w:rPr>
+    </w:lvl>
+    <w:lvl w:ilvl="5" w:tentative="1">
+      <w:start w:val="1"/>
+      <w:numFmt w:val="bullet"/>
+      <w:lvlText w:val=""/>
+      <w:lvlJc w:val="left"/>
+      <w:pPr>
+        <w:tabs>
+          <w:tab w:val="num" w:pos="4320"/>
+        </w:tabs>
+        <w:ind w:left="4320" w:hanging="360"/>
+      </w:pPr>
+      <w:rPr>
+        <w:rFonts w:ascii="Wingdings" w:hAnsi="Wingdings" w:hint="default"/>
+        <w:sz w:val="20"/>
+      </w:rPr>
+    </w:lvl>
+    <w:lvl w:ilvl="6" w:tentative="1">
+      <w:start w:val="1"/>
+      <w:numFmt w:val="bullet"/>
+      <w:lvlText w:val=""/>
+      <w:lvlJc w:val="left"/>
+      <w:pPr>
+        <w:tabs>
+          <w:tab w:val="num" w:pos="5040"/>
+        </w:tabs>
+        <w:ind w:left="5040" w:hanging="360"/>
+      </w:pPr>
+      <w:rPr>
+        <w:rFonts w:ascii="Wingdings" w:hAnsi="Wingdings" w:hint="default"/>
+        <w:sz w:val="20"/>
+      </w:rPr>
+    </w:lvl>
+    <w:lvl w:ilvl="7" w:tentative="1">
+      <w:start w:val="1"/>
+      <w:numFmt w:val="bullet"/>
+      <w:lvlText w:val=""/>
+      <w:lvlJc w:val="left"/>
+      <w:pPr>
+        <w:tabs>
+          <w:tab w:val="num" w:pos="5760"/>
+        </w:tabs>
+        <w:ind w:left="5760" w:hanging="360"/>
+      </w:pPr>
+      <w:rPr>
+        <w:rFonts w:ascii="Wingdings" w:hAnsi="Wingdings" w:hint="default"/>
+        <w:sz w:val="20"/>
+      </w:rPr>
+    </w:lvl>
+    <w:lvl w:ilvl="8" w:tentative="1">
+      <w:start w:val="1"/>
+      <w:numFmt w:val="bullet"/>
+      <w:lvlText w:val=""/>
+      <w:lvlJc w:val="left"/>
+      <w:pPr>
+        <w:tabs>
+          <w:tab w:val="num" w:pos="6480"/>
+        </w:tabs>
+        <w:ind w:left="6480" w:hanging="360"/>
+      </w:pPr>
+      <w:rPr>
+        <w:rFonts w:ascii="Wingdings" w:hAnsi="Wingdings" w:hint="default"/>
+        <w:sz w:val="20"/>
+      </w:rPr>
+    </w:lvl>
+  </w:abstractNum>
+  <w:abstractNum w:abstractNumId="16" w15:restartNumberingAfterBreak="0">
+    <w:nsid w:val="66853EFA"/>
+    <w:multiLevelType w:val="multilevel"/>
+    <w:tmpl w:val="709ED1B4"/>
+    <w:lvl w:ilvl="0">
+      <w:start w:val="1"/>
+      <w:numFmt w:val="bullet"/>
+      <w:lvlText w:val=""/>
+      <w:lvlJc w:val="left"/>
+      <w:pPr>
+        <w:tabs>
+          <w:tab w:val="num" w:pos="720"/>
+        </w:tabs>
+        <w:ind w:left="720" w:hanging="360"/>
+      </w:pPr>
+      <w:rPr>
+        <w:rFonts w:ascii="Symbol" w:hAnsi="Symbol" w:hint="default"/>
+        <w:sz w:val="20"/>
+      </w:rPr>
+    </w:lvl>
+    <w:lvl w:ilvl="1">
+      <w:start w:val="1"/>
+      <w:numFmt w:val="bullet"/>
+      <w:lvlText w:val="o"/>
+      <w:lvlJc w:val="left"/>
+      <w:pPr>
+        <w:tabs>
+          <w:tab w:val="num" w:pos="1440"/>
+        </w:tabs>
+        <w:ind w:left="1440" w:hanging="360"/>
+      </w:pPr>
+      <w:rPr>
+        <w:rFonts w:ascii="Courier New" w:hAnsi="Courier New" w:hint="default"/>
+        <w:sz w:val="20"/>
+      </w:rPr>
+    </w:lvl>
+    <w:lvl w:ilvl="2" w:tentative="1">
+      <w:start w:val="1"/>
+      <w:numFmt w:val="bullet"/>
+      <w:lvlText w:val=""/>
+      <w:lvlJc w:val="left"/>
+      <w:pPr>
+        <w:tabs>
+          <w:tab w:val="num" w:pos="2160"/>
+        </w:tabs>
+        <w:ind w:left="2160" w:hanging="360"/>
+      </w:pPr>
+      <w:rPr>
+        <w:rFonts w:ascii="Wingdings" w:hAnsi="Wingdings" w:hint="default"/>
+        <w:sz w:val="20"/>
+      </w:rPr>
+    </w:lvl>
+    <w:lvl w:ilvl="3" w:tentative="1">
+      <w:start w:val="1"/>
+      <w:numFmt w:val="bullet"/>
+      <w:lvlText w:val=""/>
+      <w:lvlJc w:val="left"/>
+      <w:pPr>
+        <w:tabs>
+          <w:tab w:val="num" w:pos="2880"/>
+        </w:tabs>
+        <w:ind w:left="2880" w:hanging="360"/>
+      </w:pPr>
+      <w:rPr>
+        <w:rFonts w:ascii="Wingdings" w:hAnsi="Wingdings" w:hint="default"/>
+        <w:sz w:val="20"/>
+      </w:rPr>
+    </w:lvl>
+    <w:lvl w:ilvl="4" w:tentative="1">
+      <w:start w:val="1"/>
+      <w:numFmt w:val="bullet"/>
+      <w:lvlText w:val=""/>
+      <w:lvlJc w:val="left"/>
+      <w:pPr>
+        <w:tabs>
+          <w:tab w:val="num" w:pos="3600"/>
+        </w:tabs>
+        <w:ind w:left="3600" w:hanging="360"/>
+      </w:pPr>
+      <w:rPr>
+        <w:rFonts w:ascii="Wingdings" w:hAnsi="Wingdings" w:hint="default"/>
+        <w:sz w:val="20"/>
+      </w:rPr>
+    </w:lvl>
+    <w:lvl w:ilvl="5" w:tentative="1">
+      <w:start w:val="1"/>
+      <w:numFmt w:val="bullet"/>
+      <w:lvlText w:val=""/>
+      <w:lvlJc w:val="left"/>
+      <w:pPr>
+        <w:tabs>
+          <w:tab w:val="num" w:pos="4320"/>
+        </w:tabs>
+        <w:ind w:left="4320" w:hanging="360"/>
+      </w:pPr>
+      <w:rPr>
+        <w:rFonts w:ascii="Wingdings" w:hAnsi="Wingdings" w:hint="default"/>
+        <w:sz w:val="20"/>
+      </w:rPr>
+    </w:lvl>
+    <w:lvl w:ilvl="6" w:tentative="1">
+      <w:start w:val="1"/>
+      <w:numFmt w:val="bullet"/>
+      <w:lvlText w:val=""/>
+      <w:lvlJc w:val="left"/>
+      <w:pPr>
+        <w:tabs>
+          <w:tab w:val="num" w:pos="5040"/>
+        </w:tabs>
+        <w:ind w:left="5040" w:hanging="360"/>
+      </w:pPr>
+      <w:rPr>
+        <w:rFonts w:ascii="Wingdings" w:hAnsi="Wingdings" w:hint="default"/>
+        <w:sz w:val="20"/>
+      </w:rPr>
+    </w:lvl>
+    <w:lvl w:ilvl="7" w:tentative="1">
+      <w:start w:val="1"/>
+      <w:numFmt w:val="bullet"/>
+      <w:lvlText w:val=""/>
+      <w:lvlJc w:val="left"/>
+      <w:pPr>
+        <w:tabs>
+          <w:tab w:val="num" w:pos="5760"/>
+        </w:tabs>
+        <w:ind w:left="5760" w:hanging="360"/>
+      </w:pPr>
+      <w:rPr>
+        <w:rFonts w:ascii="Wingdings" w:hAnsi="Wingdings" w:hint="default"/>
+        <w:sz w:val="20"/>
+      </w:rPr>
+    </w:lvl>
+    <w:lvl w:ilvl="8" w:tentative="1">
+      <w:start w:val="1"/>
+      <w:numFmt w:val="bullet"/>
+      <w:lvlText w:val=""/>
+      <w:lvlJc w:val="left"/>
+      <w:pPr>
+        <w:tabs>
+          <w:tab w:val="num" w:pos="6480"/>
+        </w:tabs>
+        <w:ind w:left="6480" w:hanging="360"/>
+      </w:pPr>
+      <w:rPr>
+        <w:rFonts w:ascii="Wingdings" w:hAnsi="Wingdings" w:hint="default"/>
+        <w:sz w:val="20"/>
+      </w:rPr>
+    </w:lvl>
+  </w:abstractNum>
+  <w:abstractNum w:abstractNumId="17" w15:restartNumberingAfterBreak="0">
+    <w:nsid w:val="6AE53362"/>
+    <w:multiLevelType w:val="multilevel"/>
+    <w:tmpl w:val="DF6023C2"/>
+    <w:lvl w:ilvl="0">
+      <w:start w:val="1"/>
+      <w:numFmt w:val="bullet"/>
+      <w:lvlText w:val=""/>
+      <w:lvlJc w:val="left"/>
+      <w:pPr>
+        <w:tabs>
+          <w:tab w:val="num" w:pos="720"/>
+        </w:tabs>
+        <w:ind w:left="720" w:hanging="360"/>
+      </w:pPr>
+      <w:rPr>
+        <w:rFonts w:ascii="Symbol" w:hAnsi="Symbol" w:hint="default"/>
+        <w:sz w:val="20"/>
+      </w:rPr>
+    </w:lvl>
+    <w:lvl w:ilvl="1">
+      <w:start w:val="1"/>
+      <w:numFmt w:val="bullet"/>
+      <w:lvlText w:val="o"/>
+      <w:lvlJc w:val="left"/>
+      <w:pPr>
+        <w:tabs>
+          <w:tab w:val="num" w:pos="1440"/>
+        </w:tabs>
+        <w:ind w:left="1440" w:hanging="360"/>
+      </w:pPr>
+      <w:rPr>
+        <w:rFonts w:ascii="Courier New" w:hAnsi="Courier New" w:hint="default"/>
+        <w:sz w:val="20"/>
+      </w:rPr>
+    </w:lvl>
+    <w:lvl w:ilvl="2" w:tentative="1">
+      <w:start w:val="1"/>
+      <w:numFmt w:val="bullet"/>
+      <w:lvlText w:val=""/>
+      <w:lvlJc w:val="left"/>
+      <w:pPr>
+        <w:tabs>
+          <w:tab w:val="num" w:pos="2160"/>
+        </w:tabs>
+        <w:ind w:left="2160" w:hanging="360"/>
+      </w:pPr>
+      <w:rPr>
+        <w:rFonts w:ascii="Wingdings" w:hAnsi="Wingdings" w:hint="default"/>
+        <w:sz w:val="20"/>
+      </w:rPr>
+    </w:lvl>
+    <w:lvl w:ilvl="3" w:tentative="1">
+      <w:start w:val="1"/>
+      <w:numFmt w:val="bullet"/>
+      <w:lvlText w:val=""/>
+      <w:lvlJc w:val="left"/>
+      <w:pPr>
+        <w:tabs>
+          <w:tab w:val="num" w:pos="2880"/>
+        </w:tabs>
+        <w:ind w:left="2880" w:hanging="360"/>
+      </w:pPr>
+      <w:rPr>
+        <w:rFonts w:ascii="Wingdings" w:hAnsi="Wingdings" w:hint="default"/>
+        <w:sz w:val="20"/>
+      </w:rPr>
+    </w:lvl>
+    <w:lvl w:ilvl="4" w:tentative="1">
+      <w:start w:val="1"/>
+      <w:numFmt w:val="bullet"/>
+      <w:lvlText w:val=""/>
+      <w:lvlJc w:val="left"/>
+      <w:pPr>
+        <w:tabs>
+          <w:tab w:val="num" w:pos="3600"/>
+        </w:tabs>
+        <w:ind w:left="3600" w:hanging="360"/>
+      </w:pPr>
+      <w:rPr>
+        <w:rFonts w:ascii="Wingdings" w:hAnsi="Wingdings" w:hint="default"/>
+        <w:sz w:val="20"/>
+      </w:rPr>
+    </w:lvl>
+    <w:lvl w:ilvl="5" w:tentative="1">
+      <w:start w:val="1"/>
+      <w:numFmt w:val="bullet"/>
+      <w:lvlText w:val=""/>
+      <w:lvlJc w:val="left"/>
+      <w:pPr>
+        <w:tabs>
+          <w:tab w:val="num" w:pos="4320"/>
+        </w:tabs>
+        <w:ind w:left="4320" w:hanging="360"/>
+      </w:pPr>
+      <w:rPr>
+        <w:rFonts w:ascii="Wingdings" w:hAnsi="Wingdings" w:hint="default"/>
+        <w:sz w:val="20"/>
+      </w:rPr>
+    </w:lvl>
+    <w:lvl w:ilvl="6" w:tentative="1">
+      <w:start w:val="1"/>
+      <w:numFmt w:val="bullet"/>
+      <w:lvlText w:val=""/>
+      <w:lvlJc w:val="left"/>
+      <w:pPr>
+        <w:tabs>
+          <w:tab w:val="num" w:pos="5040"/>
+        </w:tabs>
+        <w:ind w:left="5040" w:hanging="360"/>
+      </w:pPr>
+      <w:rPr>
+        <w:rFonts w:ascii="Wingdings" w:hAnsi="Wingdings" w:hint="default"/>
+        <w:sz w:val="20"/>
+      </w:rPr>
+    </w:lvl>
+    <w:lvl w:ilvl="7" w:tentative="1">
+      <w:start w:val="1"/>
+      <w:numFmt w:val="bullet"/>
+      <w:lvlText w:val=""/>
+      <w:lvlJc w:val="left"/>
+      <w:pPr>
+        <w:tabs>
+          <w:tab w:val="num" w:pos="5760"/>
+        </w:tabs>
+        <w:ind w:left="5760" w:hanging="360"/>
+      </w:pPr>
+      <w:rPr>
+        <w:rFonts w:ascii="Wingdings" w:hAnsi="Wingdings" w:hint="default"/>
+        <w:sz w:val="20"/>
+      </w:rPr>
+    </w:lvl>
+    <w:lvl w:ilvl="8" w:tentative="1">
+      <w:start w:val="1"/>
+      <w:numFmt w:val="bullet"/>
+      <w:lvlText w:val=""/>
+      <w:lvlJc w:val="left"/>
+      <w:pPr>
+        <w:tabs>
+          <w:tab w:val="num" w:pos="6480"/>
+        </w:tabs>
+        <w:ind w:left="6480" w:hanging="360"/>
+      </w:pPr>
+      <w:rPr>
+        <w:rFonts w:ascii="Wingdings" w:hAnsi="Wingdings" w:hint="default"/>
+        <w:sz w:val="20"/>
+      </w:rPr>
+    </w:lvl>
+  </w:abstractNum>
+  <w:num w:numId="1" w16cid:durableId="1280799440">
+    <w:abstractNumId w:val="14"/>
+  </w:num>
+  <w:num w:numId="2" w16cid:durableId="1155025793">
+    <w:abstractNumId w:val="16"/>
+  </w:num>
+  <w:num w:numId="3" w16cid:durableId="1814638388">
+    <w:abstractNumId w:val="12"/>
+  </w:num>
+  <w:num w:numId="4" w16cid:durableId="846406971">
+    <w:abstractNumId w:val="3"/>
+  </w:num>
+  <w:num w:numId="5" w16cid:durableId="1952396253">
+    <w:abstractNumId w:val="4"/>
+  </w:num>
+  <w:num w:numId="6" w16cid:durableId="563025441">
+    <w:abstractNumId w:val="17"/>
+  </w:num>
+  <w:num w:numId="7" w16cid:durableId="1814836604">
+    <w:abstractNumId w:val="7"/>
+  </w:num>
+  <w:num w:numId="8" w16cid:durableId="1178425606">
+    <w:abstractNumId w:val="5"/>
+  </w:num>
+  <w:num w:numId="9" w16cid:durableId="1870561117">
+    <w:abstractNumId w:val="1"/>
+  </w:num>
+  <w:num w:numId="10" w16cid:durableId="2058895866">
+    <w:abstractNumId w:val="9"/>
+  </w:num>
+  <w:num w:numId="11" w16cid:durableId="326716926">
+    <w:abstractNumId w:val="15"/>
+  </w:num>
+  <w:num w:numId="12" w16cid:durableId="2122996418">
+    <w:abstractNumId w:val="13"/>
+  </w:num>
+  <w:num w:numId="13" w16cid:durableId="963654066">
+    <w:abstractNumId w:val="0"/>
+  </w:num>
+  <w:num w:numId="14" w16cid:durableId="1984046185">
+    <w:abstractNumId w:val="8"/>
+  </w:num>
+  <w:num w:numId="15" w16cid:durableId="800346428">
+    <w:abstractNumId w:val="6"/>
+  </w:num>
+  <w:num w:numId="16" w16cid:durableId="784271074">
+    <w:abstractNumId w:val="10"/>
+  </w:num>
+  <w:num w:numId="17" w16cid:durableId="447507429">
+    <w:abstractNumId w:val="11"/>
+  </w:num>
+  <w:num w:numId="18" w16cid:durableId="2006783112">
+    <w:abstractNumId w:val="2"/>
+  </w:num>
+</w:numbering>
 </file>
 
 <file path=word/styles.xml><?xml version="1.0" encoding="utf-8"?>
